--- a/data/templates/Word_양식.docx
+++ b/data/templates/Word_양식.docx
@@ -17,7 +17,6 @@
         </w:rPr>
         <w:t xml:space="preserve">● </w:t>
       </w:r>
-      <w:proofErr w:type="spellStart"/>
       <w:r>
         <w:rPr>
           <w:rFonts w:ascii="MS Gothic" w:eastAsia="MS Gothic" w:hAnsi="MS Gothic"/>
@@ -26,7 +25,6 @@
         </w:rPr>
         <w:t>生産現況</w:t>
       </w:r>
-      <w:proofErr w:type="spellEnd"/>
     </w:p>
     <w:tbl>
       <w:tblPr>
@@ -73,23 +71,13 @@
                 <w:b/>
               </w:rPr>
             </w:pPr>
-            <w:proofErr w:type="spellStart"/>
             <w:r>
               <w:rPr>
                 <w:rFonts w:ascii="MS Gothic" w:eastAsia="MS Gothic" w:hAnsi="MS Gothic"/>
                 <w:b/>
                 <w:sz w:val="56"/>
               </w:rPr>
-              <w:t>仕用</w:t>
-            </w:r>
-            <w:proofErr w:type="spellEnd"/>
-            <w:r>
-              <w:rPr>
-                <w:rFonts w:ascii="MS Gothic" w:eastAsia="MS Gothic" w:hAnsi="MS Gothic"/>
-                <w:b/>
-                <w:sz w:val="56"/>
-              </w:rPr>
-              <w:t xml:space="preserve"> Shots</w:t>
+              <w:t>仕用 Shots</w:t>
             </w:r>
           </w:p>
         </w:tc>
@@ -113,7 +101,6 @@
                 <w:sz w:val="24"/>
               </w:rPr>
             </w:pPr>
-            <w:proofErr w:type="spellStart"/>
             <w:r>
               <w:rPr>
                 <w:rFonts w:asciiTheme="majorEastAsia" w:eastAsiaTheme="majorEastAsia" w:hAnsiTheme="majorEastAsia"/>
@@ -122,7 +109,6 @@
               </w:rPr>
               <w:t>日子</w:t>
             </w:r>
-            <w:proofErr w:type="spellEnd"/>
           </w:p>
         </w:tc>
         <w:tc>
@@ -327,7 +313,6 @@
                 <w:sz w:val="24"/>
               </w:rPr>
             </w:pPr>
-            <w:proofErr w:type="spellStart"/>
             <w:r>
               <w:rPr>
                 <w:rFonts w:asciiTheme="majorEastAsia" w:eastAsiaTheme="majorEastAsia" w:hAnsiTheme="majorEastAsia"/>
@@ -336,7 +321,6 @@
               </w:rPr>
               <w:t>小計</w:t>
             </w:r>
-            <w:proofErr w:type="spellEnd"/>
           </w:p>
         </w:tc>
         <w:tc>
@@ -541,7 +525,6 @@
                 <w:sz w:val="24"/>
               </w:rPr>
             </w:pPr>
-            <w:proofErr w:type="spellStart"/>
             <w:r>
               <w:rPr>
                 <w:rFonts w:asciiTheme="majorEastAsia" w:eastAsiaTheme="majorEastAsia" w:hAnsiTheme="majorEastAsia"/>
@@ -550,7 +533,6 @@
               </w:rPr>
               <w:t>累計</w:t>
             </w:r>
-            <w:proofErr w:type="spellEnd"/>
           </w:p>
         </w:tc>
         <w:tc>
@@ -755,7 +737,6 @@
                 <w:sz w:val="24"/>
               </w:rPr>
             </w:pPr>
-            <w:proofErr w:type="spellStart"/>
             <w:r>
               <w:rPr>
                 <w:rFonts w:asciiTheme="majorEastAsia" w:eastAsiaTheme="majorEastAsia" w:hAnsiTheme="majorEastAsia"/>
@@ -764,7 +745,6 @@
               </w:rPr>
               <w:t>日子</w:t>
             </w:r>
-            <w:proofErr w:type="spellEnd"/>
           </w:p>
         </w:tc>
         <w:tc>
@@ -969,7 +949,6 @@
                 <w:sz w:val="24"/>
               </w:rPr>
             </w:pPr>
-            <w:proofErr w:type="spellStart"/>
             <w:r>
               <w:rPr>
                 <w:rFonts w:asciiTheme="majorEastAsia" w:eastAsiaTheme="majorEastAsia" w:hAnsiTheme="majorEastAsia"/>
@@ -978,7 +957,6 @@
               </w:rPr>
               <w:t>小計</w:t>
             </w:r>
-            <w:proofErr w:type="spellEnd"/>
           </w:p>
         </w:tc>
         <w:tc>
@@ -1183,7 +1161,6 @@
                 <w:sz w:val="24"/>
               </w:rPr>
             </w:pPr>
-            <w:proofErr w:type="spellStart"/>
             <w:r>
               <w:rPr>
                 <w:rFonts w:asciiTheme="majorEastAsia" w:eastAsiaTheme="majorEastAsia" w:hAnsiTheme="majorEastAsia"/>
@@ -1192,7 +1169,6 @@
               </w:rPr>
               <w:t>累計</w:t>
             </w:r>
-            <w:proofErr w:type="spellEnd"/>
           </w:p>
         </w:tc>
         <w:tc>
@@ -1397,7 +1373,6 @@
                 <w:sz w:val="24"/>
               </w:rPr>
             </w:pPr>
-            <w:proofErr w:type="spellStart"/>
             <w:r>
               <w:rPr>
                 <w:rFonts w:asciiTheme="majorEastAsia" w:eastAsiaTheme="majorEastAsia" w:hAnsiTheme="majorEastAsia"/>
@@ -1406,7 +1381,6 @@
               </w:rPr>
               <w:t>日子</w:t>
             </w:r>
-            <w:proofErr w:type="spellEnd"/>
           </w:p>
         </w:tc>
         <w:tc>
@@ -1611,7 +1585,6 @@
                 <w:sz w:val="24"/>
               </w:rPr>
             </w:pPr>
-            <w:proofErr w:type="spellStart"/>
             <w:r>
               <w:rPr>
                 <w:rFonts w:asciiTheme="majorEastAsia" w:eastAsiaTheme="majorEastAsia" w:hAnsiTheme="majorEastAsia"/>
@@ -1620,7 +1593,6 @@
               </w:rPr>
               <w:t>小計</w:t>
             </w:r>
-            <w:proofErr w:type="spellEnd"/>
           </w:p>
         </w:tc>
         <w:tc>
@@ -1825,7 +1797,6 @@
                 <w:sz w:val="24"/>
               </w:rPr>
             </w:pPr>
-            <w:proofErr w:type="spellStart"/>
             <w:r>
               <w:rPr>
                 <w:rFonts w:asciiTheme="majorEastAsia" w:eastAsiaTheme="majorEastAsia" w:hAnsiTheme="majorEastAsia"/>
@@ -1834,7 +1805,6 @@
               </w:rPr>
               <w:t>累計</w:t>
             </w:r>
-            <w:proofErr w:type="spellEnd"/>
           </w:p>
         </w:tc>
         <w:tc>
@@ -2039,7 +2009,6 @@
                 <w:sz w:val="24"/>
               </w:rPr>
             </w:pPr>
-            <w:proofErr w:type="spellStart"/>
             <w:r>
               <w:rPr>
                 <w:rFonts w:asciiTheme="majorEastAsia" w:eastAsiaTheme="majorEastAsia" w:hAnsiTheme="majorEastAsia"/>
@@ -2048,7 +2017,6 @@
               </w:rPr>
               <w:t>日子</w:t>
             </w:r>
-            <w:proofErr w:type="spellEnd"/>
           </w:p>
         </w:tc>
         <w:tc>
@@ -2253,7 +2221,6 @@
                 <w:sz w:val="24"/>
               </w:rPr>
             </w:pPr>
-            <w:proofErr w:type="spellStart"/>
             <w:r>
               <w:rPr>
                 <w:rFonts w:asciiTheme="majorEastAsia" w:eastAsiaTheme="majorEastAsia" w:hAnsiTheme="majorEastAsia"/>
@@ -2262,7 +2229,6 @@
               </w:rPr>
               <w:t>小計</w:t>
             </w:r>
-            <w:proofErr w:type="spellEnd"/>
           </w:p>
         </w:tc>
         <w:tc>
@@ -2467,7 +2433,6 @@
                 <w:sz w:val="24"/>
               </w:rPr>
             </w:pPr>
-            <w:proofErr w:type="spellStart"/>
             <w:r>
               <w:rPr>
                 <w:rFonts w:asciiTheme="majorEastAsia" w:eastAsiaTheme="majorEastAsia" w:hAnsiTheme="majorEastAsia"/>
@@ -2476,7 +2441,6 @@
               </w:rPr>
               <w:t>累計</w:t>
             </w:r>
-            <w:proofErr w:type="spellEnd"/>
           </w:p>
         </w:tc>
         <w:tc>
@@ -2681,7 +2645,6 @@
                 <w:sz w:val="24"/>
               </w:rPr>
             </w:pPr>
-            <w:proofErr w:type="spellStart"/>
             <w:r>
               <w:rPr>
                 <w:rFonts w:asciiTheme="majorEastAsia" w:eastAsiaTheme="majorEastAsia" w:hAnsiTheme="majorEastAsia"/>
@@ -2690,7 +2653,6 @@
               </w:rPr>
               <w:t>日子</w:t>
             </w:r>
-            <w:proofErr w:type="spellEnd"/>
           </w:p>
         </w:tc>
         <w:tc>
@@ -2895,7 +2857,6 @@
                 <w:sz w:val="24"/>
               </w:rPr>
             </w:pPr>
-            <w:proofErr w:type="spellStart"/>
             <w:r>
               <w:rPr>
                 <w:rFonts w:asciiTheme="majorEastAsia" w:eastAsiaTheme="majorEastAsia" w:hAnsiTheme="majorEastAsia"/>
@@ -2904,7 +2865,6 @@
               </w:rPr>
               <w:t>小計</w:t>
             </w:r>
-            <w:proofErr w:type="spellEnd"/>
           </w:p>
         </w:tc>
         <w:tc>
@@ -3109,7 +3069,6 @@
                 <w:sz w:val="24"/>
               </w:rPr>
             </w:pPr>
-            <w:proofErr w:type="spellStart"/>
             <w:r>
               <w:rPr>
                 <w:rFonts w:asciiTheme="majorEastAsia" w:eastAsiaTheme="majorEastAsia" w:hAnsiTheme="majorEastAsia"/>
@@ -3118,7 +3077,6 @@
               </w:rPr>
               <w:t>累計</w:t>
             </w:r>
-            <w:proofErr w:type="spellEnd"/>
           </w:p>
         </w:tc>
         <w:tc>
@@ -3323,7 +3281,6 @@
                 <w:sz w:val="24"/>
               </w:rPr>
             </w:pPr>
-            <w:proofErr w:type="spellStart"/>
             <w:r>
               <w:rPr>
                 <w:rFonts w:asciiTheme="majorEastAsia" w:eastAsiaTheme="majorEastAsia" w:hAnsiTheme="majorEastAsia"/>
@@ -3332,7 +3289,6 @@
               </w:rPr>
               <w:t>日子</w:t>
             </w:r>
-            <w:proofErr w:type="spellEnd"/>
           </w:p>
         </w:tc>
         <w:tc>
@@ -3537,7 +3493,6 @@
                 <w:sz w:val="24"/>
               </w:rPr>
             </w:pPr>
-            <w:proofErr w:type="spellStart"/>
             <w:r>
               <w:rPr>
                 <w:rFonts w:asciiTheme="majorEastAsia" w:eastAsiaTheme="majorEastAsia" w:hAnsiTheme="majorEastAsia"/>
@@ -3546,7 +3501,6 @@
               </w:rPr>
               <w:t>小計</w:t>
             </w:r>
-            <w:proofErr w:type="spellEnd"/>
           </w:p>
         </w:tc>
         <w:tc>
@@ -3751,7 +3705,6 @@
                 <w:sz w:val="24"/>
               </w:rPr>
             </w:pPr>
-            <w:proofErr w:type="spellStart"/>
             <w:r>
               <w:rPr>
                 <w:rFonts w:asciiTheme="majorEastAsia" w:eastAsiaTheme="majorEastAsia" w:hAnsiTheme="majorEastAsia"/>
@@ -3760,7 +3713,6 @@
               </w:rPr>
               <w:t>累計</w:t>
             </w:r>
-            <w:proofErr w:type="spellEnd"/>
           </w:p>
         </w:tc>
         <w:tc>
@@ -4026,7 +3978,6 @@
                                 <w:szCs w:val="64"/>
                               </w:rPr>
                             </w:pPr>
-                            <w:proofErr w:type="spellStart"/>
                             <w:r>
                               <w:rPr>
                                 <w:rFonts w:asciiTheme="majorEastAsia" w:eastAsiaTheme="majorEastAsia" w:hAnsiTheme="majorEastAsia"/>
@@ -4037,7 +3988,6 @@
                               </w:rPr>
                               <w:t>金型管理台帳</w:t>
                             </w:r>
-                            <w:proofErr w:type="spellEnd"/>
                             <w:r>
                               <w:rPr>
                                 <w:rFonts w:asciiTheme="majorEastAsia" w:eastAsiaTheme="majorEastAsia" w:hAnsiTheme="majorEastAsia" w:hint="eastAsia"/>
@@ -4049,7 +3999,6 @@
                               </w:rPr>
                               <w:t>/</w:t>
                             </w:r>
-                            <w:proofErr w:type="spellStart"/>
                             <w:r>
                               <w:rPr>
                                 <w:rFonts w:asciiTheme="majorEastAsia" w:eastAsiaTheme="majorEastAsia" w:hAnsiTheme="majorEastAsia"/>
@@ -4060,7 +4009,6 @@
                               </w:rPr>
                               <w:t>確認書</w:t>
                             </w:r>
-                            <w:proofErr w:type="spellEnd"/>
                           </w:p>
                         </w:txbxContent>
                       </wps:txbx>
@@ -4407,7 +4355,6 @@
                                       <w:rFonts w:ascii="MS Gothic" w:eastAsia="MS Gothic" w:hAnsi="MS Gothic"/>
                                     </w:rPr>
                                   </w:pPr>
-                                  <w:proofErr w:type="spellStart"/>
                                   <w:r>
                                     <w:rPr>
                                       <w:rFonts w:ascii="MS Gothic" w:eastAsia="MS Gothic" w:hAnsi="MS Gothic"/>
@@ -4416,7 +4363,6 @@
                                     </w:rPr>
                                     <w:t>官理者</w:t>
                                   </w:r>
-                                  <w:proofErr w:type="spellEnd"/>
                                 </w:p>
                               </w:tc>
                               <w:tc>
@@ -4473,7 +4419,6 @@
                                       <w:sz w:val="20"/>
                                     </w:rPr>
                                   </w:pPr>
-                                  <w:proofErr w:type="spellStart"/>
                                   <w:r>
                                     <w:rPr>
                                       <w:rFonts w:ascii="MS Gothic" w:eastAsia="MS Gothic" w:hAnsi="MS Gothic"/>
@@ -4482,7 +4427,6 @@
                                     </w:rPr>
                                     <w:t>職位</w:t>
                                   </w:r>
-                                  <w:proofErr w:type="spellEnd"/>
                                 </w:p>
                               </w:tc>
                               <w:tc>
@@ -4506,7 +4450,6 @@
                                       <w:sz w:val="20"/>
                                     </w:rPr>
                                   </w:pPr>
-                                  <w:proofErr w:type="spellStart"/>
                                   <w:r>
                                     <w:rPr>
                                       <w:rFonts w:ascii="MS Gothic" w:eastAsia="MS Gothic" w:hAnsi="MS Gothic"/>
@@ -4515,7 +4458,6 @@
                                     </w:rPr>
                                     <w:t>性名</w:t>
                                   </w:r>
-                                  <w:proofErr w:type="spellEnd"/>
                                 </w:p>
                               </w:tc>
                             </w:tr>
@@ -5020,7 +4962,6 @@
                                 <w:rFonts w:ascii="MS Gothic" w:eastAsia="MS Gothic" w:hAnsi="MS Gothic"/>
                               </w:rPr>
                             </w:pPr>
-                            <w:proofErr w:type="spellStart"/>
                             <w:r>
                               <w:rPr>
                                 <w:rFonts w:ascii="MS Gothic" w:eastAsia="MS Gothic" w:hAnsi="MS Gothic"/>
@@ -5029,7 +4970,6 @@
                               </w:rPr>
                               <w:t>官理者</w:t>
                             </w:r>
-                            <w:proofErr w:type="spellEnd"/>
                           </w:p>
                         </w:tc>
                         <w:tc>
@@ -5086,7 +5026,6 @@
                                 <w:sz w:val="20"/>
                               </w:rPr>
                             </w:pPr>
-                            <w:proofErr w:type="spellStart"/>
                             <w:r>
                               <w:rPr>
                                 <w:rFonts w:ascii="MS Gothic" w:eastAsia="MS Gothic" w:hAnsi="MS Gothic"/>
@@ -5095,7 +5034,6 @@
                               </w:rPr>
                               <w:t>職位</w:t>
                             </w:r>
-                            <w:proofErr w:type="spellEnd"/>
                           </w:p>
                         </w:tc>
                         <w:tc>
@@ -5119,7 +5057,6 @@
                                 <w:sz w:val="20"/>
                               </w:rPr>
                             </w:pPr>
-                            <w:proofErr w:type="spellStart"/>
                             <w:r>
                               <w:rPr>
                                 <w:rFonts w:ascii="MS Gothic" w:eastAsia="MS Gothic" w:hAnsi="MS Gothic"/>
@@ -5128,7 +5065,6 @@
                               </w:rPr>
                               <w:t>性名</w:t>
                             </w:r>
-                            <w:proofErr w:type="spellEnd"/>
                           </w:p>
                         </w:tc>
                       </w:tr>
@@ -5654,7 +5590,6 @@
                 <w:rFonts w:ascii="MS Gothic" w:eastAsia="MS Gothic" w:hAnsi="MS Gothic"/>
               </w:rPr>
             </w:pPr>
-            <w:proofErr w:type="spellStart"/>
             <w:r>
               <w:rPr>
                 <w:rFonts w:asciiTheme="majorEastAsia" w:eastAsiaTheme="majorEastAsia" w:hAnsiTheme="majorEastAsia"/>
@@ -5679,7 +5614,6 @@
               </w:rPr>
               <w:t>CARD</w:t>
             </w:r>
-            <w:proofErr w:type="spellEnd"/>
           </w:p>
         </w:tc>
         <w:tc>
@@ -5758,46 +5692,20 @@
                 <w:sz w:val="24"/>
               </w:rPr>
             </w:pPr>
-            <w:proofErr w:type="spellStart"/>
-            <w:r>
-              <w:rPr>
-                <w:rFonts w:ascii="MS Gothic" w:eastAsia="MS Gothic" w:hAnsi="MS Gothic"/>
-                <w:b/>
-                <w:sz w:val="24"/>
-              </w:rPr>
-              <w:t>保管社名</w:t>
-            </w:r>
-            <w:proofErr w:type="spellEnd"/>
-            <w:r>
-              <w:rPr>
-                <w:rFonts w:ascii="MS Gothic" w:eastAsia="MS Gothic" w:hAnsi="MS Gothic"/>
-                <w:b/>
-                <w:sz w:val="24"/>
-              </w:rPr>
-              <w:t xml:space="preserve">  : </w:t>
-            </w:r>
-            <w:r>
-              <w:rPr>
-                <w:rFonts w:ascii="MS Gothic" w:eastAsia="MS Gothic" w:hAnsi="MS Gothic"/>
-                <w:sz w:val="24"/>
-              </w:rPr>
-              <w:t>{</w:t>
-            </w:r>
-            <w:proofErr w:type="spellStart"/>
-            <w:r>
-              <w:rPr>
-                <w:rFonts w:ascii="MS Gothic" w:eastAsia="MS Gothic" w:hAnsi="MS Gothic"/>
-                <w:sz w:val="24"/>
-              </w:rPr>
-              <w:t>保管社名</w:t>
-            </w:r>
-            <w:proofErr w:type="spellEnd"/>
-            <w:r>
-              <w:rPr>
-                <w:rFonts w:ascii="MS Gothic" w:eastAsia="MS Gothic" w:hAnsi="MS Gothic"/>
-                <w:sz w:val="24"/>
-              </w:rPr>
-              <w:t>}</w:t>
+            <w:r>
+              <w:rPr>
+                <w:rFonts w:ascii="MS Gothic" w:eastAsia="MS Gothic" w:hAnsi="MS Gothic"/>
+                <w:b/>
+                <w:sz w:val="24"/>
+              </w:rPr>
+              <w:t xml:space="preserve">保管社名  : </w:t>
+            </w:r>
+            <w:r>
+              <w:rPr>
+                <w:rFonts w:ascii="MS Gothic" w:eastAsia="MS Gothic" w:hAnsi="MS Gothic"/>
+                <w:sz w:val="24"/>
+              </w:rPr>
+              <w:t>{保管社名}</w:t>
             </w:r>
           </w:p>
         </w:tc>
@@ -5822,37 +5730,12 @@
                 <w:sz w:val="24"/>
               </w:rPr>
             </w:pPr>
-            <w:proofErr w:type="spellStart"/>
-            <w:r>
-              <w:rPr>
-                <w:rFonts w:ascii="MS Gothic" w:eastAsia="MS Gothic" w:hAnsi="MS Gothic"/>
-                <w:sz w:val="24"/>
-              </w:rPr>
-              <w:t>作成日子</w:t>
-            </w:r>
-            <w:proofErr w:type="spellEnd"/>
-            <w:r>
-              <w:rPr>
-                <w:rFonts w:ascii="MS Gothic" w:eastAsia="MS Gothic" w:hAnsi="MS Gothic"/>
-                <w:sz w:val="24"/>
-              </w:rPr>
-              <w:t xml:space="preserve"> :  {</w:t>
-            </w:r>
-            <w:proofErr w:type="spellStart"/>
-            <w:r>
-              <w:rPr>
-                <w:rFonts w:ascii="MS Gothic" w:eastAsia="MS Gothic" w:hAnsi="MS Gothic"/>
-                <w:sz w:val="24"/>
-              </w:rPr>
-              <w:t>作成日子</w:t>
-            </w:r>
-            <w:proofErr w:type="spellEnd"/>
-            <w:r>
-              <w:rPr>
-                <w:rFonts w:ascii="MS Gothic" w:eastAsia="MS Gothic" w:hAnsi="MS Gothic"/>
-                <w:sz w:val="24"/>
-              </w:rPr>
-              <w:t>}</w:t>
+            <w:r>
+              <w:rPr>
+                <w:rFonts w:ascii="MS Gothic" w:eastAsia="MS Gothic" w:hAnsi="MS Gothic"/>
+                <w:sz w:val="24"/>
+              </w:rPr>
+              <w:t>作成日子 :  {作成日子}</w:t>
             </w:r>
           </w:p>
         </w:tc>
@@ -5874,24 +5757,26 @@
           </w:tcPr>
           <w:p>
             <w:pPr>
-              <w:spacing w:after="0" w:line="240" w:lineRule="auto"/>
-              <w:jc w:val="center"/>
-              <w:rPr>
-                <w:rFonts w:ascii="MS Gothic" w:eastAsia="MS Gothic" w:hAnsi="MS Gothic"/>
-                <w:b/>
-                <w:sz w:val="24"/>
-              </w:rPr>
-            </w:pPr>
-            <w:proofErr w:type="spellStart"/>
-            <w:r>
-              <w:rPr>
-                <w:rFonts w:ascii="MS Gothic" w:eastAsia="MS Gothic" w:hAnsi="MS Gothic"/>
-                <w:b/>
-                <w:sz w:val="24"/>
-              </w:rPr>
-              <w:t>作成日子</w:t>
-            </w:r>
-            <w:proofErr w:type="spellEnd"/>
+              <w:pStyle w:val="a7"/>
+              <w:wordWrap/>
+              <w:spacing w:line="276" w:lineRule="auto"/>
+              <w:jc w:val="center"/>
+              <w:rPr>
+                <w:rFonts w:ascii="MS Gothic" w:eastAsia="MS Gothic" w:hAnsi="MS Gothic"/>
+                <w:b/>
+                <w:sz w:val="24"/>
+                <w:szCs w:val="24"/>
+              </w:rPr>
+            </w:pPr>
+            <w:r>
+              <w:rPr>
+                <w:rFonts w:ascii="MS Gothic" w:eastAsia="MS Gothic" w:hAnsi="MS Gothic" w:hint="eastAsia"/>
+                <w:b/>
+                <w:sz w:val="24"/>
+                <w:szCs w:val="24"/>
+              </w:rPr>
+              <w:t>管理番号</w:t>
+            </w:r>
           </w:p>
         </w:tc>
         <w:tc>
@@ -5908,37 +5793,36 @@
           </w:tcPr>
           <w:p>
             <w:pPr>
-              <w:spacing w:after="0" w:line="240" w:lineRule="auto"/>
-              <w:jc w:val="center"/>
-              <w:rPr>
-                <w:rFonts w:ascii="MS Gothic" w:eastAsia="MS Gothic" w:hAnsi="MS Gothic"/>
-                <w:b/>
-                <w:sz w:val="24"/>
-                <w:lang w:eastAsia="ko-KR"/>
+              <w:pStyle w:val="a7"/>
+              <w:wordWrap/>
+              <w:spacing w:line="276" w:lineRule="auto"/>
+              <w:jc w:val="center"/>
+              <w:rPr>
+                <w:sz w:val="24"/>
+                <w:szCs w:val="24"/>
               </w:rPr>
             </w:pPr>
             <w:r>
               <w:rPr>
                 <w:rFonts w:ascii="MS Gothic" w:eastAsia="MS Gothic" w:hAnsi="MS Gothic" w:hint="eastAsia"/>
                 <w:sz w:val="24"/>
-                <w:lang w:eastAsia="ko-KR"/>
               </w:rPr>
               <w:t>{</w:t>
             </w:r>
-            <w:proofErr w:type="spellStart"/>
-            <w:r>
-              <w:rPr>
-                <w:rFonts w:ascii="MS Gothic" w:eastAsia="MS Gothic" w:hAnsi="MS Gothic"/>
-                <w:sz w:val="24"/>
-              </w:rPr>
-              <w:t>作成日子</w:t>
-            </w:r>
-            <w:proofErr w:type="spellEnd"/>
             <w:r>
               <w:rPr>
                 <w:rFonts w:ascii="MS Gothic" w:eastAsia="MS Gothic" w:hAnsi="MS Gothic" w:hint="eastAsia"/>
                 <w:sz w:val="24"/>
-                <w:lang w:eastAsia="ko-KR"/>
+                <w:szCs w:val="24"/>
+              </w:rPr>
+              <w:t>管理番号</w:t>
+            </w:r>
+            <w:bookmarkStart w:id="0" w:name="_GoBack"/>
+            <w:bookmarkEnd w:id="0"/>
+            <w:r>
+              <w:rPr>
+                <w:rFonts w:ascii="MS Gothic" w:eastAsia="MS Gothic" w:hAnsi="MS Gothic" w:hint="eastAsia"/>
+                <w:sz w:val="24"/>
               </w:rPr>
               <w:t>}</w:t>
             </w:r>
@@ -5997,8 +5881,6 @@
                 <w:lang w:eastAsia="ko-KR"/>
               </w:rPr>
             </w:pPr>
-            <w:bookmarkStart w:id="0" w:name="_GoBack"/>
-            <w:bookmarkEnd w:id="0"/>
             <w:r>
               <w:rPr>
                 <w:rFonts w:ascii="MS Gothic" w:eastAsia="MS Gothic" w:hAnsi="MS Gothic" w:hint="eastAsia"/>
@@ -6050,7 +5932,6 @@
                 <w:sz w:val="24"/>
               </w:rPr>
             </w:pPr>
-            <w:proofErr w:type="spellStart"/>
             <w:r>
               <w:rPr>
                 <w:rFonts w:ascii="MS Gothic" w:eastAsia="MS Gothic" w:hAnsi="MS Gothic"/>
@@ -6067,7 +5948,6 @@
               </w:rPr>
               <w:t>処</w:t>
             </w:r>
-            <w:proofErr w:type="spellEnd"/>
           </w:p>
         </w:tc>
         <w:tc>
@@ -6100,7 +5980,6 @@
               </w:rPr>
               <w:t>{</w:t>
             </w:r>
-            <w:proofErr w:type="spellStart"/>
             <w:r>
               <w:rPr>
                 <w:rFonts w:ascii="MS Gothic" w:eastAsia="MS Gothic" w:hAnsi="MS Gothic"/>
@@ -6115,7 +5994,6 @@
               </w:rPr>
               <w:t>処</w:t>
             </w:r>
-            <w:proofErr w:type="spellEnd"/>
             <w:r>
               <w:rPr>
                 <w:rFonts w:ascii="MS Gothic" w:eastAsia="MS Gothic" w:hAnsi="MS Gothic" w:cs="새굴림" w:hint="eastAsia"/>
@@ -6147,7 +6025,6 @@
                 <w:sz w:val="24"/>
               </w:rPr>
             </w:pPr>
-            <w:proofErr w:type="spellStart"/>
             <w:r>
               <w:rPr>
                 <w:rFonts w:ascii="MS Gothic" w:eastAsia="MS Gothic" w:hAnsi="MS Gothic"/>
@@ -6164,7 +6041,6 @@
               </w:rPr>
               <w:t>処</w:t>
             </w:r>
-            <w:proofErr w:type="spellEnd"/>
           </w:p>
         </w:tc>
         <w:tc>
@@ -6197,7 +6073,6 @@
               </w:rPr>
               <w:t>{</w:t>
             </w:r>
-            <w:proofErr w:type="spellStart"/>
             <w:r>
               <w:rPr>
                 <w:rFonts w:ascii="MS Gothic" w:eastAsia="MS Gothic" w:hAnsi="MS Gothic"/>
@@ -6212,7 +6087,6 @@
               </w:rPr>
               <w:t>処</w:t>
             </w:r>
-            <w:proofErr w:type="spellEnd"/>
             <w:r>
               <w:rPr>
                 <w:rFonts w:ascii="MS Gothic" w:eastAsia="MS Gothic" w:hAnsi="MS Gothic" w:cs="새굴림" w:hint="eastAsia"/>
@@ -6249,7 +6123,6 @@
                 <w:sz w:val="24"/>
               </w:rPr>
             </w:pPr>
-            <w:proofErr w:type="spellStart"/>
             <w:r>
               <w:rPr>
                 <w:rFonts w:ascii="MS Gothic" w:eastAsia="MS Gothic" w:hAnsi="MS Gothic"/>
@@ -6258,7 +6131,6 @@
               </w:rPr>
               <w:t>MODEL名</w:t>
             </w:r>
-            <w:proofErr w:type="spellEnd"/>
           </w:p>
         </w:tc>
         <w:tc>
@@ -6288,17 +6160,8 @@
                 <w:rFonts w:ascii="MS Gothic" w:eastAsia="MS Gothic" w:hAnsi="MS Gothic"/>
                 <w:sz w:val="24"/>
               </w:rPr>
-              <w:t>{</w:t>
-            </w:r>
-            <w:proofErr w:type="spellStart"/>
-            <w:r>
-              <w:rPr>
-                <w:rFonts w:ascii="MS Gothic" w:eastAsia="MS Gothic" w:hAnsi="MS Gothic"/>
-                <w:sz w:val="24"/>
-              </w:rPr>
-              <w:t>MODEL名</w:t>
-            </w:r>
-            <w:proofErr w:type="spellEnd"/>
+              <w:t>{MODEL名</w:t>
+            </w:r>
             <w:r>
               <w:rPr>
                 <w:rFonts w:ascii="MS Gothic" w:eastAsia="MS Gothic" w:hAnsi="MS Gothic" w:hint="eastAsia"/>
@@ -6330,7 +6193,6 @@
                 <w:sz w:val="24"/>
               </w:rPr>
             </w:pPr>
-            <w:proofErr w:type="spellStart"/>
             <w:r>
               <w:rPr>
                 <w:rFonts w:ascii="MS Gothic" w:eastAsia="MS Gothic" w:hAnsi="MS Gothic"/>
@@ -6347,7 +6209,6 @@
               </w:rPr>
               <w:t>処</w:t>
             </w:r>
-            <w:proofErr w:type="spellEnd"/>
           </w:p>
         </w:tc>
         <w:tc>
@@ -6380,7 +6241,6 @@
               </w:rPr>
               <w:t>{</w:t>
             </w:r>
-            <w:proofErr w:type="spellStart"/>
             <w:r>
               <w:rPr>
                 <w:rFonts w:ascii="MS Gothic" w:eastAsia="MS Gothic" w:hAnsi="MS Gothic"/>
@@ -6395,7 +6255,6 @@
               </w:rPr>
               <w:t>処</w:t>
             </w:r>
-            <w:proofErr w:type="spellEnd"/>
             <w:r>
               <w:rPr>
                 <w:rFonts w:ascii="MS Gothic" w:eastAsia="MS Gothic" w:hAnsi="MS Gothic" w:cs="새굴림" w:hint="eastAsia"/>
@@ -6510,7 +6369,6 @@
                 <w:sz w:val="24"/>
               </w:rPr>
             </w:pPr>
-            <w:proofErr w:type="spellStart"/>
             <w:r>
               <w:rPr>
                 <w:rFonts w:ascii="MS Gothic" w:eastAsia="MS Gothic" w:hAnsi="MS Gothic" w:cs="새굴림" w:hint="eastAsia"/>
@@ -6535,7 +6393,6 @@
               </w:rPr>
               <w:t>号</w:t>
             </w:r>
-            <w:proofErr w:type="spellEnd"/>
           </w:p>
         </w:tc>
         <w:tc>
@@ -6568,7 +6425,6 @@
               </w:rPr>
               <w:t>{</w:t>
             </w:r>
-            <w:proofErr w:type="spellStart"/>
             <w:r>
               <w:rPr>
                 <w:rFonts w:ascii="MS Gothic" w:eastAsia="MS Gothic" w:hAnsi="MS Gothic" w:cs="새굴림" w:hint="eastAsia"/>
@@ -6590,7 +6446,6 @@
               </w:rPr>
               <w:t>号</w:t>
             </w:r>
-            <w:proofErr w:type="spellEnd"/>
             <w:r>
               <w:rPr>
                 <w:rFonts w:ascii="MS Gothic" w:eastAsia="MS Gothic" w:hAnsi="MS Gothic" w:cs="새굴림" w:hint="eastAsia"/>
@@ -6628,7 +6483,6 @@
                 <w:sz w:val="24"/>
               </w:rPr>
             </w:pPr>
-            <w:proofErr w:type="spellStart"/>
             <w:r>
               <w:rPr>
                 <w:rFonts w:ascii="MS Gothic" w:eastAsia="MS Gothic" w:hAnsi="MS Gothic"/>
@@ -6637,7 +6491,6 @@
               </w:rPr>
               <w:t>金型規格</w:t>
             </w:r>
-            <w:proofErr w:type="spellEnd"/>
           </w:p>
         </w:tc>
         <w:tc>
@@ -6671,7 +6524,6 @@
               </w:rPr>
               <w:t>{</w:t>
             </w:r>
-            <w:proofErr w:type="spellStart"/>
             <w:r>
               <w:rPr>
                 <w:rFonts w:ascii="MS Gothic" w:eastAsia="MS Gothic" w:hAnsi="MS Gothic"/>
@@ -6679,7 +6531,6 @@
               </w:rPr>
               <w:t>金型規格</w:t>
             </w:r>
-            <w:proofErr w:type="spellEnd"/>
             <w:r>
               <w:rPr>
                 <w:rFonts w:ascii="MS Gothic" w:eastAsia="MS Gothic" w:hAnsi="MS Gothic" w:hint="eastAsia"/>
@@ -6712,7 +6563,6 @@
                 <w:sz w:val="24"/>
               </w:rPr>
             </w:pPr>
-            <w:proofErr w:type="spellStart"/>
             <w:r>
               <w:rPr>
                 <w:rFonts w:ascii="MS Gothic" w:eastAsia="MS Gothic" w:hAnsi="MS Gothic"/>
@@ -6721,7 +6571,6 @@
               </w:rPr>
               <w:t>金型材質</w:t>
             </w:r>
-            <w:proofErr w:type="spellEnd"/>
           </w:p>
         </w:tc>
         <w:tc>
@@ -7025,7 +6874,6 @@
                 <w:sz w:val="24"/>
               </w:rPr>
             </w:pPr>
-            <w:proofErr w:type="spellStart"/>
             <w:r>
               <w:rPr>
                 <w:rFonts w:ascii="MS Gothic" w:eastAsia="MS Gothic" w:hAnsi="MS Gothic"/>
@@ -7034,7 +6882,6 @@
               </w:rPr>
               <w:t>金型命</w:t>
             </w:r>
-            <w:proofErr w:type="spellEnd"/>
           </w:p>
         </w:tc>
         <w:tc>
@@ -7067,7 +6914,6 @@
               </w:rPr>
               <w:t>{</w:t>
             </w:r>
-            <w:proofErr w:type="spellStart"/>
             <w:r>
               <w:rPr>
                 <w:rFonts w:ascii="MS Gothic" w:eastAsia="MS Gothic" w:hAnsi="MS Gothic"/>
@@ -7075,7 +6921,6 @@
               </w:rPr>
               <w:t>金型命</w:t>
             </w:r>
-            <w:proofErr w:type="spellEnd"/>
             <w:r>
               <w:rPr>
                 <w:rFonts w:ascii="MS Gothic" w:eastAsia="MS Gothic" w:hAnsi="MS Gothic" w:hint="eastAsia"/>
@@ -7112,7 +6957,6 @@
                 <w:sz w:val="24"/>
               </w:rPr>
             </w:pPr>
-            <w:proofErr w:type="spellStart"/>
             <w:r>
               <w:rPr>
                 <w:rFonts w:ascii="MS Gothic" w:eastAsia="MS Gothic" w:hAnsi="MS Gothic"/>
@@ -7121,7 +6965,6 @@
               </w:rPr>
               <w:t>GATE型式</w:t>
             </w:r>
-            <w:proofErr w:type="spellEnd"/>
           </w:p>
         </w:tc>
         <w:tc>
@@ -7151,17 +6994,8 @@
                 <w:rFonts w:ascii="MS Gothic" w:eastAsia="MS Gothic" w:hAnsi="MS Gothic"/>
                 <w:sz w:val="24"/>
               </w:rPr>
-              <w:t>{</w:t>
-            </w:r>
-            <w:proofErr w:type="spellStart"/>
-            <w:r>
-              <w:rPr>
-                <w:rFonts w:ascii="MS Gothic" w:eastAsia="MS Gothic" w:hAnsi="MS Gothic"/>
-                <w:sz w:val="24"/>
-              </w:rPr>
-              <w:t>GATE型式</w:t>
-            </w:r>
-            <w:proofErr w:type="spellEnd"/>
+              <w:t>{GATE型式</w:t>
+            </w:r>
             <w:r>
               <w:rPr>
                 <w:rFonts w:ascii="MS Gothic" w:eastAsia="MS Gothic" w:hAnsi="MS Gothic" w:hint="eastAsia"/>
@@ -7193,7 +7027,6 @@
                 <w:sz w:val="24"/>
               </w:rPr>
             </w:pPr>
-            <w:proofErr w:type="spellStart"/>
             <w:r>
               <w:rPr>
                 <w:rFonts w:ascii="MS Gothic" w:eastAsia="MS Gothic" w:hAnsi="MS Gothic"/>
@@ -7202,7 +7035,6 @@
               </w:rPr>
               <w:t>使用機械</w:t>
             </w:r>
-            <w:proofErr w:type="spellEnd"/>
           </w:p>
         </w:tc>
         <w:tc>
@@ -7235,7 +7067,6 @@
               </w:rPr>
               <w:t>{</w:t>
             </w:r>
-            <w:proofErr w:type="spellStart"/>
             <w:r>
               <w:rPr>
                 <w:rFonts w:ascii="MS Gothic" w:eastAsia="MS Gothic" w:hAnsi="MS Gothic"/>
@@ -7243,7 +7074,6 @@
               </w:rPr>
               <w:t>使用機械</w:t>
             </w:r>
-            <w:proofErr w:type="spellEnd"/>
             <w:r>
               <w:rPr>
                 <w:rFonts w:ascii="MS Gothic" w:eastAsia="MS Gothic" w:hAnsi="MS Gothic" w:hint="eastAsia"/>
@@ -7280,7 +7110,6 @@
                 <w:sz w:val="24"/>
               </w:rPr>
             </w:pPr>
-            <w:proofErr w:type="spellStart"/>
             <w:r>
               <w:rPr>
                 <w:rFonts w:ascii="MS Gothic" w:eastAsia="MS Gothic" w:hAnsi="MS Gothic"/>
@@ -7289,7 +7118,6 @@
               </w:rPr>
               <w:t>契約日</w:t>
             </w:r>
-            <w:proofErr w:type="spellEnd"/>
           </w:p>
         </w:tc>
         <w:tc>
@@ -7322,7 +7150,6 @@
               </w:rPr>
               <w:t>{</w:t>
             </w:r>
-            <w:proofErr w:type="spellStart"/>
             <w:r>
               <w:rPr>
                 <w:rFonts w:ascii="MS Gothic" w:eastAsia="MS Gothic" w:hAnsi="MS Gothic"/>
@@ -7330,7 +7157,6 @@
               </w:rPr>
               <w:t>契約日</w:t>
             </w:r>
-            <w:proofErr w:type="spellEnd"/>
             <w:r>
               <w:rPr>
                 <w:rFonts w:ascii="MS Gothic" w:eastAsia="MS Gothic" w:hAnsi="MS Gothic" w:hint="eastAsia"/>
@@ -7362,7 +7188,6 @@
                 <w:sz w:val="24"/>
               </w:rPr>
             </w:pPr>
-            <w:proofErr w:type="spellStart"/>
             <w:r>
               <w:rPr>
                 <w:rFonts w:ascii="MS Gothic" w:eastAsia="MS Gothic" w:hAnsi="MS Gothic"/>
@@ -7371,7 +7196,6 @@
               </w:rPr>
               <w:t>承認日</w:t>
             </w:r>
-            <w:proofErr w:type="spellEnd"/>
           </w:p>
         </w:tc>
         <w:tc>
@@ -7404,7 +7228,6 @@
               </w:rPr>
               <w:t>{</w:t>
             </w:r>
-            <w:proofErr w:type="spellStart"/>
             <w:r>
               <w:rPr>
                 <w:rFonts w:ascii="MS Gothic" w:eastAsia="MS Gothic" w:hAnsi="MS Gothic"/>
@@ -7412,7 +7235,6 @@
               </w:rPr>
               <w:t>承認日</w:t>
             </w:r>
-            <w:proofErr w:type="spellEnd"/>
             <w:r>
               <w:rPr>
                 <w:rFonts w:ascii="MS Gothic" w:eastAsia="MS Gothic" w:hAnsi="MS Gothic" w:hint="eastAsia"/>
@@ -7449,7 +7271,6 @@
                 <w:sz w:val="24"/>
               </w:rPr>
             </w:pPr>
-            <w:proofErr w:type="spellStart"/>
             <w:r>
               <w:rPr>
                 <w:rFonts w:ascii="MS Gothic" w:eastAsia="MS Gothic" w:hAnsi="MS Gothic"/>
@@ -7458,7 +7279,6 @@
               </w:rPr>
               <w:t>金型</w:t>
             </w:r>
-            <w:proofErr w:type="spellEnd"/>
           </w:p>
         </w:tc>
         <w:tc>
@@ -7490,7 +7310,6 @@
               </w:rPr>
               <w:t>{</w:t>
             </w:r>
-            <w:proofErr w:type="spellStart"/>
             <w:r>
               <w:rPr>
                 <w:rFonts w:ascii="MS Gothic" w:eastAsia="MS Gothic" w:hAnsi="MS Gothic"/>
@@ -7498,7 +7317,6 @@
               </w:rPr>
               <w:t>金型</w:t>
             </w:r>
-            <w:proofErr w:type="spellEnd"/>
             <w:r>
               <w:rPr>
                 <w:rFonts w:ascii="MS Gothic" w:eastAsia="MS Gothic" w:hAnsi="MS Gothic" w:cs="맑은 고딕" w:hint="eastAsia"/>
@@ -7538,7 +7356,6 @@
                 <w:sz w:val="24"/>
               </w:rPr>
             </w:pPr>
-            <w:proofErr w:type="spellStart"/>
             <w:r>
               <w:rPr>
                 <w:rFonts w:ascii="MS Gothic" w:eastAsia="MS Gothic" w:hAnsi="MS Gothic"/>
@@ -7547,7 +7364,6 @@
               </w:rPr>
               <w:t>新作</w:t>
             </w:r>
-            <w:proofErr w:type="spellEnd"/>
           </w:p>
         </w:tc>
         <w:tc>
@@ -7570,7 +7386,6 @@
                 <w:sz w:val="24"/>
               </w:rPr>
             </w:pPr>
-            <w:proofErr w:type="spellStart"/>
             <w:r>
               <w:rPr>
                 <w:rFonts w:ascii="MS Gothic" w:eastAsia="MS Gothic" w:hAnsi="MS Gothic"/>
@@ -7579,7 +7394,6 @@
               </w:rPr>
               <w:t>增作</w:t>
             </w:r>
-            <w:proofErr w:type="spellEnd"/>
           </w:p>
         </w:tc>
         <w:tc>
@@ -7603,7 +7417,6 @@
                 <w:sz w:val="24"/>
               </w:rPr>
             </w:pPr>
-            <w:proofErr w:type="spellStart"/>
             <w:r>
               <w:rPr>
                 <w:rFonts w:ascii="MS Gothic" w:eastAsia="MS Gothic" w:hAnsi="MS Gothic"/>
@@ -7612,7 +7425,6 @@
               </w:rPr>
               <w:t>二元化</w:t>
             </w:r>
-            <w:proofErr w:type="spellEnd"/>
           </w:p>
         </w:tc>
         <w:tc>
@@ -7636,7 +7448,6 @@
                 <w:sz w:val="24"/>
               </w:rPr>
             </w:pPr>
-            <w:proofErr w:type="spellStart"/>
             <w:r>
               <w:rPr>
                 <w:rFonts w:ascii="MS Gothic" w:eastAsia="MS Gothic" w:hAnsi="MS Gothic"/>
@@ -7653,7 +7464,6 @@
               </w:rPr>
               <w:t>変</w:t>
             </w:r>
-            <w:proofErr w:type="spellEnd"/>
           </w:p>
         </w:tc>
         <w:tc>
@@ -7677,7 +7487,6 @@
                 <w:sz w:val="24"/>
               </w:rPr>
             </w:pPr>
-            <w:proofErr w:type="spellStart"/>
             <w:r>
               <w:rPr>
                 <w:rFonts w:ascii="MS Gothic" w:eastAsia="MS Gothic" w:hAnsi="MS Gothic"/>
@@ -7694,7 +7503,6 @@
               </w:rPr>
               <w:t>変</w:t>
             </w:r>
-            <w:proofErr w:type="spellEnd"/>
           </w:p>
         </w:tc>
       </w:tr>
@@ -7775,7 +7583,6 @@
               </w:rPr>
               <w:t>{</w:t>
             </w:r>
-            <w:proofErr w:type="spellStart"/>
             <w:r>
               <w:rPr>
                 <w:rFonts w:ascii="MS Gothic" w:eastAsia="MS Gothic" w:hAnsi="MS Gothic"/>
@@ -7783,7 +7590,6 @@
               </w:rPr>
               <w:t>新作</w:t>
             </w:r>
-            <w:proofErr w:type="spellEnd"/>
             <w:r>
               <w:rPr>
                 <w:rFonts w:ascii="MS Gothic" w:eastAsia="MS Gothic" w:hAnsi="MS Gothic" w:hint="eastAsia"/>
@@ -7822,7 +7628,6 @@
               </w:rPr>
               <w:t>{</w:t>
             </w:r>
-            <w:proofErr w:type="spellStart"/>
             <w:r>
               <w:rPr>
                 <w:rFonts w:ascii="MS Gothic" w:eastAsia="MS Gothic" w:hAnsi="MS Gothic"/>
@@ -7830,7 +7635,6 @@
               </w:rPr>
               <w:t>增作</w:t>
             </w:r>
-            <w:proofErr w:type="spellEnd"/>
             <w:r>
               <w:rPr>
                 <w:rFonts w:ascii="MS Gothic" w:eastAsia="MS Gothic" w:hAnsi="MS Gothic" w:hint="eastAsia"/>
@@ -7870,7 +7674,6 @@
               </w:rPr>
               <w:t>{</w:t>
             </w:r>
-            <w:proofErr w:type="spellStart"/>
             <w:r>
               <w:rPr>
                 <w:rFonts w:ascii="MS Gothic" w:eastAsia="MS Gothic" w:hAnsi="MS Gothic"/>
@@ -7878,7 +7681,6 @@
               </w:rPr>
               <w:t>二元化</w:t>
             </w:r>
-            <w:proofErr w:type="spellEnd"/>
             <w:r>
               <w:rPr>
                 <w:rFonts w:ascii="MS Gothic" w:eastAsia="MS Gothic" w:hAnsi="MS Gothic" w:hint="eastAsia"/>
@@ -7918,7 +7720,6 @@
               </w:rPr>
               <w:t>{</w:t>
             </w:r>
-            <w:proofErr w:type="spellStart"/>
             <w:r>
               <w:rPr>
                 <w:rFonts w:ascii="MS Gothic" w:eastAsia="MS Gothic" w:hAnsi="MS Gothic"/>
@@ -7933,7 +7734,6 @@
               </w:rPr>
               <w:t>変</w:t>
             </w:r>
-            <w:proofErr w:type="spellEnd"/>
             <w:r>
               <w:rPr>
                 <w:rFonts w:ascii="MS Gothic" w:eastAsia="MS Gothic" w:hAnsi="MS Gothic" w:cs="새굴림" w:hint="eastAsia"/>
@@ -7973,7 +7773,6 @@
               </w:rPr>
               <w:t>{</w:t>
             </w:r>
-            <w:proofErr w:type="spellStart"/>
             <w:r>
               <w:rPr>
                 <w:rFonts w:ascii="MS Gothic" w:eastAsia="MS Gothic" w:hAnsi="MS Gothic"/>
@@ -7988,7 +7787,6 @@
               </w:rPr>
               <w:t>変</w:t>
             </w:r>
-            <w:proofErr w:type="spellEnd"/>
             <w:r>
               <w:rPr>
                 <w:rFonts w:ascii="MS Gothic" w:eastAsia="MS Gothic" w:hAnsi="MS Gothic" w:cs="새굴림" w:hint="eastAsia"/>
@@ -8025,7 +7823,6 @@
                 <w:sz w:val="24"/>
               </w:rPr>
             </w:pPr>
-            <w:proofErr w:type="spellStart"/>
             <w:r>
               <w:rPr>
                 <w:rFonts w:ascii="MS Gothic" w:eastAsia="MS Gothic" w:hAnsi="MS Gothic"/>
@@ -8050,7 +7847,6 @@
               </w:rPr>
               <w:t>容</w:t>
             </w:r>
-            <w:proofErr w:type="spellEnd"/>
           </w:p>
         </w:tc>
         <w:tc>
@@ -8083,7 +7879,6 @@
               </w:rPr>
               <w:t>{</w:t>
             </w:r>
-            <w:proofErr w:type="spellStart"/>
             <w:r>
               <w:rPr>
                 <w:rFonts w:ascii="MS Gothic" w:eastAsia="MS Gothic" w:hAnsi="MS Gothic"/>
@@ -8105,7 +7900,6 @@
               </w:rPr>
               <w:t>容</w:t>
             </w:r>
-            <w:proofErr w:type="spellEnd"/>
             <w:r>
               <w:rPr>
                 <w:rFonts w:ascii="MS Gothic" w:eastAsia="MS Gothic" w:hAnsi="MS Gothic" w:cs="맑은 고딕"/>
@@ -8195,7 +7989,6 @@
                 <w:sz w:val="24"/>
               </w:rPr>
             </w:pPr>
-            <w:proofErr w:type="spellStart"/>
             <w:r>
               <w:rPr>
                 <w:rFonts w:ascii="MS Gothic" w:eastAsia="MS Gothic" w:hAnsi="MS Gothic"/>
@@ -8203,7 +7996,6 @@
               </w:rPr>
               <w:t>日程</w:t>
             </w:r>
-            <w:proofErr w:type="spellEnd"/>
           </w:p>
         </w:tc>
         <w:tc>
@@ -8226,7 +8018,6 @@
                 <w:sz w:val="24"/>
               </w:rPr>
             </w:pPr>
-            <w:proofErr w:type="spellStart"/>
             <w:r>
               <w:rPr>
                 <w:rFonts w:ascii="MS Gothic" w:eastAsia="MS Gothic" w:hAnsi="MS Gothic"/>
@@ -8234,7 +8025,6 @@
               </w:rPr>
               <w:t>備考</w:t>
             </w:r>
-            <w:proofErr w:type="spellEnd"/>
           </w:p>
         </w:tc>
       </w:tr>
@@ -9062,7 +8852,6 @@
               </w:rPr>
               <w:t xml:space="preserve"> </w:t>
             </w:r>
-            <w:proofErr w:type="spellStart"/>
             <w:r>
               <w:rPr>
                 <w:rFonts w:ascii="MS Gothic" w:eastAsia="MS Gothic" w:hAnsi="MS Gothic" w:hint="eastAsia"/>
@@ -9081,7 +8870,6 @@
               </w:rPr>
               <w:t>写真</w:t>
             </w:r>
-            <w:proofErr w:type="spellEnd"/>
           </w:p>
         </w:tc>
       </w:tr>
@@ -9108,16 +8896,7 @@
                 <w:color w:val="FF0000"/>
                 <w:lang w:eastAsia="ko-KR"/>
               </w:rPr>
-              <w:t>{</w:t>
-            </w:r>
-            <w:proofErr w:type="spellStart"/>
-            <w:r>
-              <w:rPr>
-                <w:rFonts w:asciiTheme="majorEastAsia" w:eastAsiaTheme="majorEastAsia" w:hAnsiTheme="majorEastAsia" w:hint="eastAsia"/>
-                <w:color w:val="FF0000"/>
-                <w:lang w:eastAsia="ko-KR"/>
-              </w:rPr>
-              <w:t>金型</w:t>
+              <w:t>{金型</w:t>
             </w:r>
             <w:r>
               <w:rPr>
@@ -9125,16 +8904,7 @@
                 <w:color w:val="FF0000"/>
                 <w:lang w:eastAsia="ko-KR"/>
               </w:rPr>
-              <w:t>写真</w:t>
-            </w:r>
-            <w:proofErr w:type="spellEnd"/>
-            <w:r>
-              <w:rPr>
-                <w:rFonts w:asciiTheme="majorEastAsia" w:eastAsiaTheme="majorEastAsia" w:hAnsiTheme="majorEastAsia" w:cs="새굴림" w:hint="eastAsia"/>
-                <w:color w:val="FF0000"/>
-                <w:lang w:eastAsia="ko-KR"/>
-              </w:rPr>
-              <w:t>}</w:t>
+              <w:t>写真}</w:t>
             </w:r>
           </w:p>
         </w:tc>
@@ -9332,47 +9102,7 @@
                 <w:szCs w:val="20"/>
                 <w:lang w:eastAsia="ko-KR"/>
               </w:rPr>
-              <w:t xml:space="preserve"> 명기한 </w:t>
-            </w:r>
-            <w:proofErr w:type="spellStart"/>
-            <w:r>
-              <w:rPr>
-                <w:rFonts w:eastAsia="맑은 고딕"/>
-                <w:sz w:val="24"/>
-                <w:szCs w:val="20"/>
-                <w:lang w:eastAsia="ko-KR"/>
-              </w:rPr>
-              <w:t>금형을</w:t>
-            </w:r>
-            <w:proofErr w:type="spellEnd"/>
-            <w:r>
-              <w:rPr>
-                <w:rFonts w:eastAsia="맑은 고딕"/>
-                <w:sz w:val="24"/>
-                <w:szCs w:val="20"/>
-                <w:lang w:eastAsia="ko-KR"/>
-              </w:rPr>
-              <w:t xml:space="preserve"> </w:t>
-            </w:r>
-            <w:proofErr w:type="spellStart"/>
-            <w:r>
-              <w:rPr>
-                <w:rFonts w:eastAsia="맑은 고딕"/>
-                <w:sz w:val="24"/>
-                <w:szCs w:val="20"/>
-                <w:lang w:eastAsia="ko-KR"/>
-              </w:rPr>
-              <w:t>이상없이</w:t>
-            </w:r>
-            <w:proofErr w:type="spellEnd"/>
-            <w:r>
-              <w:rPr>
-                <w:rFonts w:eastAsia="맑은 고딕"/>
-                <w:sz w:val="24"/>
-                <w:szCs w:val="20"/>
-                <w:lang w:eastAsia="ko-KR"/>
-              </w:rPr>
-              <w:t xml:space="preserve"> </w:t>
+              <w:t xml:space="preserve"> 명기한 금형을 이상없이 </w:t>
             </w:r>
             <w:r>
               <w:rPr>
@@ -9416,7 +9146,6 @@
                 <w:lang w:eastAsia="ko-KR"/>
               </w:rPr>
             </w:pPr>
-            <w:proofErr w:type="spellStart"/>
             <w:r>
               <w:rPr>
                 <w:rFonts w:eastAsia="맑은 고딕"/>
@@ -9424,37 +9153,7 @@
                 <w:szCs w:val="20"/>
                 <w:lang w:eastAsia="ko-KR"/>
               </w:rPr>
-              <w:t>상기명</w:t>
-            </w:r>
-            <w:proofErr w:type="spellEnd"/>
-            <w:r>
-              <w:rPr>
-                <w:rFonts w:eastAsia="맑은 고딕"/>
-                <w:sz w:val="24"/>
-                <w:szCs w:val="20"/>
-                <w:lang w:eastAsia="ko-KR"/>
-              </w:rPr>
-              <w:t xml:space="preserve"> </w:t>
-            </w:r>
-            <w:proofErr w:type="spellStart"/>
-            <w:r>
-              <w:rPr>
-                <w:rFonts w:eastAsia="맑은 고딕"/>
-                <w:sz w:val="24"/>
-                <w:szCs w:val="20"/>
-                <w:lang w:eastAsia="ko-KR"/>
-              </w:rPr>
-              <w:t>금형이</w:t>
-            </w:r>
-            <w:proofErr w:type="spellEnd"/>
-            <w:r>
-              <w:rPr>
-                <w:rFonts w:eastAsia="맑은 고딕"/>
-                <w:sz w:val="24"/>
-                <w:szCs w:val="20"/>
-                <w:lang w:eastAsia="ko-KR"/>
-              </w:rPr>
-              <w:t xml:space="preserve"> 분실 또는 취급 부주의로 인한 파손/훼손</w:t>
+              <w:t>상기명 금형이 분실 또는 취급 부주의로 인한 파손/훼손</w:t>
             </w:r>
             <w:r>
               <w:rPr>
@@ -9523,27 +9222,7 @@
                 <w:szCs w:val="20"/>
                 <w:lang w:eastAsia="ko-KR"/>
               </w:rPr>
-              <w:t xml:space="preserve"> 명기한 </w:t>
-            </w:r>
-            <w:proofErr w:type="spellStart"/>
-            <w:r>
-              <w:rPr>
-                <w:rFonts w:eastAsia="맑은 고딕"/>
-                <w:sz w:val="24"/>
-                <w:szCs w:val="20"/>
-                <w:lang w:eastAsia="ko-KR"/>
-              </w:rPr>
-              <w:t>금형을</w:t>
-            </w:r>
-            <w:proofErr w:type="spellEnd"/>
-            <w:r>
-              <w:rPr>
-                <w:rFonts w:eastAsia="맑은 고딕"/>
-                <w:sz w:val="24"/>
-                <w:szCs w:val="20"/>
-                <w:lang w:eastAsia="ko-KR"/>
-              </w:rPr>
-              <w:t xml:space="preserve"> 담보의 목적으로 사용할 수 없으며, 타회사</w:t>
+              <w:t xml:space="preserve"> 명기한 금형을 담보의 목적으로 사용할 수 없으며, 타회사</w:t>
             </w:r>
             <w:r>
               <w:rPr>
@@ -9588,7 +9267,6 @@
                 <w:lang w:eastAsia="ko-KR"/>
               </w:rPr>
             </w:pPr>
-            <w:proofErr w:type="spellStart"/>
             <w:r>
               <w:rPr>
                 <w:rFonts w:eastAsia="맑은 고딕"/>
@@ -9596,58 +9274,17 @@
                 <w:szCs w:val="20"/>
                 <w:lang w:eastAsia="ko-KR"/>
               </w:rPr>
-              <w:t>상기명</w:t>
-            </w:r>
-            <w:proofErr w:type="spellEnd"/>
-            <w:r>
-              <w:rPr>
-                <w:rFonts w:eastAsia="맑은 고딕"/>
+              <w:t xml:space="preserve">상기명 금형은 한국A&amp;D(주) </w:t>
+            </w:r>
+            <w:r>
+              <w:rPr>
+                <w:rFonts w:eastAsia="맑은 고딕" w:hint="eastAsia"/>
                 <w:sz w:val="24"/>
                 <w:szCs w:val="20"/>
                 <w:lang w:eastAsia="ko-KR"/>
               </w:rPr>
-              <w:t xml:space="preserve"> </w:t>
-            </w:r>
-            <w:proofErr w:type="spellStart"/>
-            <w:r>
-              <w:rPr>
-                <w:rFonts w:eastAsia="맑은 고딕"/>
-                <w:sz w:val="24"/>
-                <w:szCs w:val="20"/>
-                <w:lang w:eastAsia="ko-KR"/>
-              </w:rPr>
-              <w:t>금형은</w:t>
-            </w:r>
-            <w:proofErr w:type="spellEnd"/>
-            <w:r>
-              <w:rPr>
-                <w:rFonts w:eastAsia="맑은 고딕"/>
-                <w:sz w:val="24"/>
-                <w:szCs w:val="20"/>
-                <w:lang w:eastAsia="ko-KR"/>
-              </w:rPr>
-              <w:t xml:space="preserve"> 한국A&amp;D(주) </w:t>
-            </w:r>
-            <w:r>
-              <w:rPr>
-                <w:rFonts w:eastAsia="맑은 고딕" w:hint="eastAsia"/>
-                <w:sz w:val="24"/>
-                <w:szCs w:val="20"/>
-                <w:lang w:eastAsia="ko-KR"/>
-              </w:rPr>
-              <w:t xml:space="preserve">소유의 </w:t>
-            </w:r>
-            <w:proofErr w:type="spellStart"/>
-            <w:r>
-              <w:rPr>
-                <w:rFonts w:eastAsia="맑은 고딕" w:hint="eastAsia"/>
-                <w:sz w:val="24"/>
-                <w:szCs w:val="20"/>
-                <w:lang w:eastAsia="ko-KR"/>
-              </w:rPr>
-              <w:t>금형임을</w:t>
-            </w:r>
-            <w:proofErr w:type="spellEnd"/>
+              <w:t>소유의 금형임을</w:t>
+            </w:r>
             <w:r>
               <w:rPr>
                 <w:rFonts w:eastAsia="맑은 고딕"/>
@@ -9735,33 +9372,11 @@
                       <w:rFonts w:asciiTheme="majorEastAsia" w:eastAsiaTheme="majorEastAsia" w:hAnsiTheme="majorEastAsia"/>
                     </w:rPr>
                   </w:pPr>
-                  <w:proofErr w:type="spellStart"/>
                   <w:r>
                     <w:rPr>
                       <w:rFonts w:asciiTheme="majorEastAsia" w:eastAsiaTheme="majorEastAsia" w:hAnsiTheme="majorEastAsia"/>
                     </w:rPr>
-                    <w:t>金型保管</w:t>
-                  </w:r>
-                  <w:proofErr w:type="spellEnd"/>
-                  <w:r>
-                    <w:rPr>
-                      <w:rFonts w:asciiTheme="majorEastAsia" w:eastAsiaTheme="majorEastAsia" w:hAnsiTheme="majorEastAsia"/>
-                    </w:rPr>
-                    <w:t xml:space="preserve">  </w:t>
-                  </w:r>
-                  <w:proofErr w:type="spellStart"/>
-                  <w:r>
-                    <w:rPr>
-                      <w:rFonts w:asciiTheme="majorEastAsia" w:eastAsiaTheme="majorEastAsia" w:hAnsiTheme="majorEastAsia"/>
-                    </w:rPr>
-                    <w:t>業者名</w:t>
-                  </w:r>
-                  <w:proofErr w:type="spellEnd"/>
-                  <w:r>
-                    <w:rPr>
-                      <w:rFonts w:asciiTheme="majorEastAsia" w:eastAsiaTheme="majorEastAsia" w:hAnsiTheme="majorEastAsia"/>
-                    </w:rPr>
-                    <w:t xml:space="preserve"> :</w:t>
+                    <w:t>金型保管  業者名 :</w:t>
                   </w:r>
                 </w:p>
               </w:tc>
@@ -9855,6 +9470,56 @@
     </w:sectPr>
   </w:body>
 </w:document>
+</file>
+
+<file path=word/endnotes.xml><?xml version="1.0" encoding="utf-8"?>
+<w:endnotes xmlns:wpc="http://schemas.microsoft.com/office/word/2010/wordprocessingCanvas" xmlns:mc="http://schemas.openxmlformats.org/markup-compatibility/2006" xmlns:o="urn:schemas-microsoft-com:office:office" xmlns:r="http://schemas.openxmlformats.org/officeDocument/2006/relationships" xmlns:m="http://schemas.openxmlformats.org/officeDocument/2006/math" xmlns:v="urn:schemas-microsoft-com:vml" xmlns:wp14="http://schemas.microsoft.com/office/word/2010/wordprocessingDrawing" xmlns:wp="http://schemas.openxmlformats.org/drawingml/2006/wordprocessingDrawing" xmlns:w10="urn:schemas-microsoft-com:office:word" xmlns:w="http://schemas.openxmlformats.org/wordprocessingml/2006/main" xmlns:w14="http://schemas.microsoft.com/office/word/2010/wordml" xmlns:w15="http://schemas.microsoft.com/office/word/2012/wordml" xmlns:wpg="http://schemas.microsoft.com/office/word/2010/wordprocessingGroup" xmlns:wpi="http://schemas.microsoft.com/office/word/2010/wordprocessingInk" xmlns:wne="http://schemas.microsoft.com/office/word/2006/wordml" xmlns:wps="http://schemas.microsoft.com/office/word/2010/wordprocessingShape" mc:Ignorable="w14 w15 wp14">
+  <w:endnote w:type="separator" w:id="-1">
+    <w:p>
+      <w:pPr>
+        <w:spacing w:after="0" w:line="240" w:lineRule="auto"/>
+      </w:pPr>
+      <w:r>
+        <w:separator/>
+      </w:r>
+    </w:p>
+  </w:endnote>
+  <w:endnote w:type="continuationSeparator" w:id="0">
+    <w:p>
+      <w:pPr>
+        <w:spacing w:after="0" w:line="240" w:lineRule="auto"/>
+      </w:pPr>
+      <w:r>
+        <w:continuationSeparator/>
+      </w:r>
+    </w:p>
+  </w:endnote>
+</w:endnotes>
+</file>
+
+<file path=word/footnotes.xml><?xml version="1.0" encoding="utf-8"?>
+<w:footnotes xmlns:wpc="http://schemas.microsoft.com/office/word/2010/wordprocessingCanvas" xmlns:mc="http://schemas.openxmlformats.org/markup-compatibility/2006" xmlns:o="urn:schemas-microsoft-com:office:office" xmlns:r="http://schemas.openxmlformats.org/officeDocument/2006/relationships" xmlns:m="http://schemas.openxmlformats.org/officeDocument/2006/math" xmlns:v="urn:schemas-microsoft-com:vml" xmlns:wp14="http://schemas.microsoft.com/office/word/2010/wordprocessingDrawing" xmlns:wp="http://schemas.openxmlformats.org/drawingml/2006/wordprocessingDrawing" xmlns:w10="urn:schemas-microsoft-com:office:word" xmlns:w="http://schemas.openxmlformats.org/wordprocessingml/2006/main" xmlns:w14="http://schemas.microsoft.com/office/word/2010/wordml" xmlns:w15="http://schemas.microsoft.com/office/word/2012/wordml" xmlns:wpg="http://schemas.microsoft.com/office/word/2010/wordprocessingGroup" xmlns:wpi="http://schemas.microsoft.com/office/word/2010/wordprocessingInk" xmlns:wne="http://schemas.microsoft.com/office/word/2006/wordml" xmlns:wps="http://schemas.microsoft.com/office/word/2010/wordprocessingShape" mc:Ignorable="w14 w15 wp14">
+  <w:footnote w:type="separator" w:id="-1">
+    <w:p>
+      <w:pPr>
+        <w:spacing w:after="0" w:line="240" w:lineRule="auto"/>
+      </w:pPr>
+      <w:r>
+        <w:separator/>
+      </w:r>
+    </w:p>
+  </w:footnote>
+  <w:footnote w:type="continuationSeparator" w:id="0">
+    <w:p>
+      <w:pPr>
+        <w:spacing w:after="0" w:line="240" w:lineRule="auto"/>
+      </w:pPr>
+      <w:r>
+        <w:continuationSeparator/>
+      </w:r>
+    </w:p>
+  </w:footnote>
+</w:footnotes>
 </file>
 
 <file path=word/numbering.xml><?xml version="1.0" encoding="utf-8"?>
@@ -10442,6 +10107,81 @@
       <w:lang w:eastAsia="ko-KR"/>
     </w:rPr>
   </w:style>
+  <w:style w:type="paragraph" w:styleId="a5">
+    <w:name w:val="header"/>
+    <w:basedOn w:val="a"/>
+    <w:link w:val="Char"/>
+    <w:uiPriority w:val="99"/>
+    <w:unhideWhenUsed/>
+    <w:rsid w:val="00F6209A"/>
+    <w:pPr>
+      <w:tabs>
+        <w:tab w:val="center" w:pos="4513"/>
+        <w:tab w:val="right" w:pos="9026"/>
+      </w:tabs>
+      <w:snapToGrid w:val="0"/>
+    </w:pPr>
+  </w:style>
+  <w:style w:type="character" w:customStyle="1" w:styleId="Char">
+    <w:name w:val="머리글 Char"/>
+    <w:basedOn w:val="a0"/>
+    <w:link w:val="a5"/>
+    <w:uiPriority w:val="99"/>
+    <w:rsid w:val="00F6209A"/>
+    <w:rPr>
+      <w:rFonts w:ascii="맑은 고딕" w:hAnsi="맑은 고딕"/>
+      <w:kern w:val="0"/>
+      <w:lang w:eastAsia="en-US"/>
+    </w:rPr>
+  </w:style>
+  <w:style w:type="paragraph" w:styleId="a6">
+    <w:name w:val="footer"/>
+    <w:basedOn w:val="a"/>
+    <w:link w:val="Char0"/>
+    <w:uiPriority w:val="99"/>
+    <w:unhideWhenUsed/>
+    <w:rsid w:val="00F6209A"/>
+    <w:pPr>
+      <w:tabs>
+        <w:tab w:val="center" w:pos="4513"/>
+        <w:tab w:val="right" w:pos="9026"/>
+      </w:tabs>
+      <w:snapToGrid w:val="0"/>
+    </w:pPr>
+  </w:style>
+  <w:style w:type="character" w:customStyle="1" w:styleId="Char0">
+    <w:name w:val="바닥글 Char"/>
+    <w:basedOn w:val="a0"/>
+    <w:link w:val="a6"/>
+    <w:uiPriority w:val="99"/>
+    <w:rsid w:val="00F6209A"/>
+    <w:rPr>
+      <w:rFonts w:ascii="맑은 고딕" w:hAnsi="맑은 고딕"/>
+      <w:kern w:val="0"/>
+      <w:lang w:eastAsia="en-US"/>
+    </w:rPr>
+  </w:style>
+  <w:style w:type="paragraph" w:customStyle="1" w:styleId="a7">
+    <w:name w:val="바탕글"/>
+    <w:basedOn w:val="a"/>
+    <w:rsid w:val="00F6209A"/>
+    <w:pPr>
+      <w:widowControl w:val="0"/>
+      <w:wordWrap w:val="0"/>
+      <w:autoSpaceDE w:val="0"/>
+      <w:autoSpaceDN w:val="0"/>
+      <w:snapToGrid w:val="0"/>
+      <w:spacing w:after="0" w:line="384" w:lineRule="auto"/>
+      <w:jc w:val="both"/>
+      <w:textAlignment w:val="baseline"/>
+    </w:pPr>
+    <w:rPr>
+      <w:rFonts w:ascii="함초롬바탕" w:eastAsia="굴림" w:hAnsi="굴림" w:cs="굴림"/>
+      <w:color w:val="000000"/>
+      <w:szCs w:val="20"/>
+      <w:lang w:eastAsia="ko-KR"/>
+    </w:rPr>
+  </w:style>
 </w:styles>
 </file>
 
@@ -10711,7 +10451,7 @@
 </file>
 
 <file path=customXml/itemProps1.xml><?xml version="1.0" encoding="utf-8"?>
-<ds:datastoreItem xmlns:ds="http://schemas.openxmlformats.org/officeDocument/2006/customXml" ds:itemID="{961861C8-68FD-45BB-AE4D-39F96C7897BE}">
+<ds:datastoreItem xmlns:ds="http://schemas.openxmlformats.org/officeDocument/2006/customXml" ds:itemID="{73D3399C-E589-4EC6-9011-DAB86B9C144A}">
   <ds:schemaRefs>
     <ds:schemaRef ds:uri="http://schemas.openxmlformats.org/officeDocument/2006/bibliography"/>
   </ds:schemaRefs>

--- a/data/templates/Word_양식.docx
+++ b/data/templates/Word_양식.docx
@@ -3917,10 +3917,190 @@
         <mc:AlternateContent>
           <mc:Choice Requires="wps">
             <w:drawing>
+              <wp:anchor distT="0" distB="0" distL="114300" distR="114300" simplePos="0" relativeHeight="251660288" behindDoc="0" locked="0" layoutInCell="1" allowOverlap="1" wp14:anchorId="5AE15CFC" wp14:editId="12B91886">
+                <wp:simplePos x="0" y="0"/>
+                <wp:positionH relativeFrom="column">
+                  <wp:posOffset>2156773</wp:posOffset>
+                </wp:positionH>
+                <wp:positionV relativeFrom="paragraph">
+                  <wp:posOffset>7949565</wp:posOffset>
+                </wp:positionV>
+                <wp:extent cx="2579370" cy="752475"/>
+                <wp:effectExtent l="0" t="0" r="11430" b="28575"/>
+                <wp:wrapNone/>
+                <wp:docPr id="3" name="직사각형 3"/>
+                <wp:cNvGraphicFramePr/>
+                <a:graphic xmlns:a="http://schemas.openxmlformats.org/drawingml/2006/main">
+                  <a:graphicData uri="http://schemas.microsoft.com/office/word/2010/wordprocessingShape">
+                    <wps:wsp>
+                      <wps:cNvSpPr/>
+                      <wps:spPr>
+                        <a:xfrm>
+                          <a:off x="0" y="0"/>
+                          <a:ext cx="2579370" cy="752475"/>
+                        </a:xfrm>
+                        <a:prstGeom prst="rect">
+                          <a:avLst/>
+                        </a:prstGeom>
+                        <a:noFill/>
+                        <a:ln>
+                          <a:solidFill>
+                            <a:schemeClr val="tx1"/>
+                          </a:solidFill>
+                        </a:ln>
+                        <a:effectLst/>
+                      </wps:spPr>
+                      <wps:style>
+                        <a:lnRef idx="1">
+                          <a:schemeClr val="accent1"/>
+                        </a:lnRef>
+                        <a:fillRef idx="3">
+                          <a:schemeClr val="accent1"/>
+                        </a:fillRef>
+                        <a:effectRef idx="2">
+                          <a:schemeClr val="accent1"/>
+                        </a:effectRef>
+                        <a:fontRef idx="minor">
+                          <a:schemeClr val="lt1"/>
+                        </a:fontRef>
+                      </wps:style>
+                      <wps:txbx>
+                        <w:txbxContent>
+                          <w:p>
+                            <w:pPr>
+                              <w:pStyle w:val="MS"/>
+                              <w:spacing w:after="0" w:line="240" w:lineRule="auto"/>
+                              <w:jc w:val="center"/>
+                              <w:rPr>
+                                <w:rFonts w:asciiTheme="majorEastAsia" w:eastAsiaTheme="majorEastAsia" w:hAnsiTheme="majorEastAsia"/>
+                                <w:b/>
+                                <w:bCs/>
+                                <w:sz w:val="60"/>
+                                <w:szCs w:val="60"/>
+                              </w:rPr>
+                            </w:pPr>
+                            <w:r>
+                              <w:rPr>
+                                <w:rFonts w:asciiTheme="majorEastAsia" w:eastAsiaTheme="majorEastAsia" w:hAnsiTheme="majorEastAsia" w:hint="eastAsia"/>
+                                <w:b/>
+                                <w:bCs/>
+                                <w:sz w:val="60"/>
+                                <w:szCs w:val="60"/>
+                              </w:rPr>
+                              <w:t>韓</w:t>
+                            </w:r>
+                            <w:r>
+                              <w:rPr>
+                                <w:rFonts w:asciiTheme="majorEastAsia" w:eastAsiaTheme="majorEastAsia" w:hAnsiTheme="majorEastAsia" w:cs="새굴림" w:hint="eastAsia"/>
+                                <w:b/>
+                                <w:bCs/>
+                                <w:sz w:val="60"/>
+                                <w:szCs w:val="60"/>
+                              </w:rPr>
+                              <w:t>国</w:t>
+                            </w:r>
+                            <w:r>
+                              <w:rPr>
+                                <w:rFonts w:asciiTheme="majorEastAsia" w:eastAsiaTheme="majorEastAsia" w:hAnsiTheme="majorEastAsia" w:hint="eastAsia"/>
+                                <w:b/>
+                                <w:bCs/>
+                                <w:sz w:val="60"/>
+                                <w:szCs w:val="60"/>
+                              </w:rPr>
+                              <w:t xml:space="preserve"> A&amp;D</w:t>
+                            </w:r>
+                          </w:p>
+                        </w:txbxContent>
+                      </wps:txbx>
+                      <wps:bodyPr rot="0" spcFirstLastPara="0" vertOverflow="overflow" horzOverflow="overflow" vert="horz" wrap="square" lIns="91440" tIns="45720" rIns="91440" bIns="45720" numCol="1" spcCol="0" rtlCol="0" fromWordArt="0" anchor="ctr" anchorCtr="0" forceAA="0" compatLnSpc="1">
+                        <a:prstTxWarp prst="textNoShape">
+                          <a:avLst/>
+                        </a:prstTxWarp>
+                        <a:noAutofit/>
+                      </wps:bodyPr>
+                    </wps:wsp>
+                  </a:graphicData>
+                </a:graphic>
+                <wp14:sizeRelH relativeFrom="margin">
+                  <wp14:pctWidth>0</wp14:pctWidth>
+                </wp14:sizeRelH>
+                <wp14:sizeRelV relativeFrom="margin">
+                  <wp14:pctHeight>0</wp14:pctHeight>
+                </wp14:sizeRelV>
+              </wp:anchor>
+            </w:drawing>
+          </mc:Choice>
+          <mc:Fallback>
+            <w:pict>
+              <v:rect w14:anchorId="5AE15CFC" id="직사각형 3" o:spid="_x0000_s1026" style="position:absolute;margin-left:169.8pt;margin-top:625.95pt;width:203.1pt;height:59.25pt;z-index:251660288;visibility:visible;mso-wrap-style:square;mso-width-percent:0;mso-height-percent:0;mso-wrap-distance-left:9pt;mso-wrap-distance-top:0;mso-wrap-distance-right:9pt;mso-wrap-distance-bottom:0;mso-position-horizontal:absolute;mso-position-horizontal-relative:text;mso-position-vertical:absolute;mso-position-vertical-relative:text;mso-width-percent:0;mso-height-percent:0;mso-width-relative:margin;mso-height-relative:margin;v-text-anchor:middle" o:gfxdata="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" filled="f" strokecolor="black [3213]" strokeweight=".5pt">
+                <v:textbox>
+                  <w:txbxContent>
+                    <w:p>
+                      <w:pPr>
+                        <w:pStyle w:val="MS"/>
+                        <w:spacing w:after="0" w:line="240" w:lineRule="auto"/>
+                        <w:jc w:val="center"/>
+                        <w:rPr>
+                          <w:rFonts w:asciiTheme="majorEastAsia" w:eastAsiaTheme="majorEastAsia" w:hAnsiTheme="majorEastAsia"/>
+                          <w:b/>
+                          <w:bCs/>
+                          <w:sz w:val="60"/>
+                          <w:szCs w:val="60"/>
+                        </w:rPr>
+                      </w:pPr>
+                      <w:r>
+                        <w:rPr>
+                          <w:rFonts w:asciiTheme="majorEastAsia" w:eastAsiaTheme="majorEastAsia" w:hAnsiTheme="majorEastAsia" w:hint="eastAsia"/>
+                          <w:b/>
+                          <w:bCs/>
+                          <w:sz w:val="60"/>
+                          <w:szCs w:val="60"/>
+                        </w:rPr>
+                        <w:t>韓</w:t>
+                      </w:r>
+                      <w:r>
+                        <w:rPr>
+                          <w:rFonts w:asciiTheme="majorEastAsia" w:eastAsiaTheme="majorEastAsia" w:hAnsiTheme="majorEastAsia" w:cs="새굴림" w:hint="eastAsia"/>
+                          <w:b/>
+                          <w:bCs/>
+                          <w:sz w:val="60"/>
+                          <w:szCs w:val="60"/>
+                        </w:rPr>
+                        <w:t>国</w:t>
+                      </w:r>
+                      <w:r>
+                        <w:rPr>
+                          <w:rFonts w:asciiTheme="majorEastAsia" w:eastAsiaTheme="majorEastAsia" w:hAnsiTheme="majorEastAsia" w:hint="eastAsia"/>
+                          <w:b/>
+                          <w:bCs/>
+                          <w:sz w:val="60"/>
+                          <w:szCs w:val="60"/>
+                        </w:rPr>
+                        <w:t xml:space="preserve"> A&amp;D</w:t>
+                      </w:r>
+                    </w:p>
+                  </w:txbxContent>
+                </v:textbox>
+              </v:rect>
+            </w:pict>
+          </mc:Fallback>
+        </mc:AlternateContent>
+      </w:r>
+      <w:r>
+        <w:rPr>
+          <w:rFonts w:eastAsia="맑은 고딕"/>
+          <w:b/>
+          <w:noProof/>
+          <w:sz w:val="26"/>
+          <w:lang w:eastAsia="ko-KR"/>
+        </w:rPr>
+        <mc:AlternateContent>
+          <mc:Choice Requires="wps">
+            <w:drawing>
               <wp:anchor distT="0" distB="0" distL="114300" distR="114300" simplePos="0" relativeHeight="251661312" behindDoc="0" locked="0" layoutInCell="1" allowOverlap="1" wp14:anchorId="1C94731F" wp14:editId="061125BC">
                 <wp:simplePos x="0" y="0"/>
                 <wp:positionH relativeFrom="column">
-                  <wp:posOffset>1125855</wp:posOffset>
+                  <wp:posOffset>1246183</wp:posOffset>
                 </wp:positionH>
                 <wp:positionV relativeFrom="paragraph">
                   <wp:posOffset>2244090</wp:posOffset>
@@ -4032,7 +4212,7 @@
           </mc:Choice>
           <mc:Fallback>
             <w:pict>
-              <v:rect w14:anchorId="1C94731F" id="직사각형 4" o:spid="_x0000_s1026" style="position:absolute;margin-left:88.65pt;margin-top:176.7pt;width:355.75pt;height:69.75pt;z-index:251661312;visibility:visible;mso-wrap-style:square;mso-width-percent:0;mso-height-percent:0;mso-wrap-distance-left:9pt;mso-wrap-distance-top:0;mso-wrap-distance-right:9pt;mso-wrap-distance-bottom:0;mso-position-horizontal:absolute;mso-position-horizontal-relative:text;mso-position-vertical:absolute;mso-position-vertical-relative:text;mso-width-percent:0;mso-height-percent:0;mso-width-relative:margin;mso-height-relative:margin;v-text-anchor:middle" o:gfxdata="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" filled="f" strokecolor="black [3213]" strokeweight=".5pt">
+              <v:rect w14:anchorId="1C94731F" id="직사각형 4" o:spid="_x0000_s1027" style="position:absolute;margin-left:98.1pt;margin-top:176.7pt;width:355.75pt;height:69.75pt;z-index:251661312;visibility:visible;mso-wrap-style:square;mso-width-percent:0;mso-height-percent:0;mso-wrap-distance-left:9pt;mso-wrap-distance-top:0;mso-wrap-distance-right:9pt;mso-wrap-distance-bottom:0;mso-position-horizontal:absolute;mso-position-horizontal-relative:text;mso-position-vertical:absolute;mso-position-vertical-relative:text;mso-width-percent:0;mso-height-percent:0;mso-width-relative:margin;mso-height-relative:margin;v-text-anchor:middle" o:gfxdata="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" filled="f" strokecolor="black [3213]" strokeweight=".5pt">
                 <v:textbox>
                   <w:txbxContent>
                     <w:p>
@@ -4077,186 +4257,6 @@
                           <w:szCs w:val="64"/>
                         </w:rPr>
                         <w:t>確認書</w:t>
-                      </w:r>
-                    </w:p>
-                  </w:txbxContent>
-                </v:textbox>
-              </v:rect>
-            </w:pict>
-          </mc:Fallback>
-        </mc:AlternateContent>
-      </w:r>
-      <w:r>
-        <w:rPr>
-          <w:rFonts w:eastAsia="맑은 고딕"/>
-          <w:b/>
-          <w:noProof/>
-          <w:sz w:val="26"/>
-          <w:lang w:eastAsia="ko-KR"/>
-        </w:rPr>
-        <mc:AlternateContent>
-          <mc:Choice Requires="wps">
-            <w:drawing>
-              <wp:anchor distT="0" distB="0" distL="114300" distR="114300" simplePos="0" relativeHeight="251660288" behindDoc="0" locked="0" layoutInCell="1" allowOverlap="1" wp14:anchorId="5AE15CFC" wp14:editId="12B91886">
-                <wp:simplePos x="0" y="0"/>
-                <wp:positionH relativeFrom="column">
-                  <wp:posOffset>2116455</wp:posOffset>
-                </wp:positionH>
-                <wp:positionV relativeFrom="paragraph">
-                  <wp:posOffset>7949565</wp:posOffset>
-                </wp:positionV>
-                <wp:extent cx="2579914" cy="752475"/>
-                <wp:effectExtent l="0" t="0" r="11430" b="28575"/>
-                <wp:wrapNone/>
-                <wp:docPr id="3" name="직사각형 3"/>
-                <wp:cNvGraphicFramePr/>
-                <a:graphic xmlns:a="http://schemas.openxmlformats.org/drawingml/2006/main">
-                  <a:graphicData uri="http://schemas.microsoft.com/office/word/2010/wordprocessingShape">
-                    <wps:wsp>
-                      <wps:cNvSpPr/>
-                      <wps:spPr>
-                        <a:xfrm>
-                          <a:off x="0" y="0"/>
-                          <a:ext cx="2579914" cy="752475"/>
-                        </a:xfrm>
-                        <a:prstGeom prst="rect">
-                          <a:avLst/>
-                        </a:prstGeom>
-                        <a:noFill/>
-                        <a:ln>
-                          <a:solidFill>
-                            <a:schemeClr val="tx1"/>
-                          </a:solidFill>
-                        </a:ln>
-                        <a:effectLst/>
-                      </wps:spPr>
-                      <wps:style>
-                        <a:lnRef idx="1">
-                          <a:schemeClr val="accent1"/>
-                        </a:lnRef>
-                        <a:fillRef idx="3">
-                          <a:schemeClr val="accent1"/>
-                        </a:fillRef>
-                        <a:effectRef idx="2">
-                          <a:schemeClr val="accent1"/>
-                        </a:effectRef>
-                        <a:fontRef idx="minor">
-                          <a:schemeClr val="lt1"/>
-                        </a:fontRef>
-                      </wps:style>
-                      <wps:txbx>
-                        <w:txbxContent>
-                          <w:p>
-                            <w:pPr>
-                              <w:pStyle w:val="MS"/>
-                              <w:spacing w:after="0" w:line="240" w:lineRule="auto"/>
-                              <w:jc w:val="center"/>
-                              <w:rPr>
-                                <w:rFonts w:asciiTheme="majorEastAsia" w:eastAsiaTheme="majorEastAsia" w:hAnsiTheme="majorEastAsia"/>
-                                <w:b/>
-                                <w:bCs/>
-                                <w:sz w:val="60"/>
-                                <w:szCs w:val="60"/>
-                              </w:rPr>
-                            </w:pPr>
-                            <w:r>
-                              <w:rPr>
-                                <w:rFonts w:asciiTheme="majorEastAsia" w:eastAsiaTheme="majorEastAsia" w:hAnsiTheme="majorEastAsia" w:hint="eastAsia"/>
-                                <w:b/>
-                                <w:bCs/>
-                                <w:sz w:val="60"/>
-                                <w:szCs w:val="60"/>
-                              </w:rPr>
-                              <w:t>韓</w:t>
-                            </w:r>
-                            <w:r>
-                              <w:rPr>
-                                <w:rFonts w:asciiTheme="majorEastAsia" w:eastAsiaTheme="majorEastAsia" w:hAnsiTheme="majorEastAsia" w:cs="새굴림" w:hint="eastAsia"/>
-                                <w:b/>
-                                <w:bCs/>
-                                <w:sz w:val="60"/>
-                                <w:szCs w:val="60"/>
-                              </w:rPr>
-                              <w:t>国</w:t>
-                            </w:r>
-                            <w:r>
-                              <w:rPr>
-                                <w:rFonts w:asciiTheme="majorEastAsia" w:eastAsiaTheme="majorEastAsia" w:hAnsiTheme="majorEastAsia" w:hint="eastAsia"/>
-                                <w:b/>
-                                <w:bCs/>
-                                <w:sz w:val="60"/>
-                                <w:szCs w:val="60"/>
-                              </w:rPr>
-                              <w:t xml:space="preserve"> A&amp;D</w:t>
-                            </w:r>
-                          </w:p>
-                        </w:txbxContent>
-                      </wps:txbx>
-                      <wps:bodyPr rot="0" spcFirstLastPara="0" vertOverflow="overflow" horzOverflow="overflow" vert="horz" wrap="square" lIns="91440" tIns="45720" rIns="91440" bIns="45720" numCol="1" spcCol="0" rtlCol="0" fromWordArt="0" anchor="ctr" anchorCtr="0" forceAA="0" compatLnSpc="1">
-                        <a:prstTxWarp prst="textNoShape">
-                          <a:avLst/>
-                        </a:prstTxWarp>
-                        <a:noAutofit/>
-                      </wps:bodyPr>
-                    </wps:wsp>
-                  </a:graphicData>
-                </a:graphic>
-                <wp14:sizeRelH relativeFrom="margin">
-                  <wp14:pctWidth>0</wp14:pctWidth>
-                </wp14:sizeRelH>
-                <wp14:sizeRelV relativeFrom="margin">
-                  <wp14:pctHeight>0</wp14:pctHeight>
-                </wp14:sizeRelV>
-              </wp:anchor>
-            </w:drawing>
-          </mc:Choice>
-          <mc:Fallback>
-            <w:pict>
-              <v:rect w14:anchorId="5AE15CFC" id="직사각형 3" o:spid="_x0000_s1027" style="position:absolute;margin-left:166.65pt;margin-top:625.95pt;width:203.15pt;height:59.25pt;z-index:251660288;visibility:visible;mso-wrap-style:square;mso-width-percent:0;mso-height-percent:0;mso-wrap-distance-left:9pt;mso-wrap-distance-top:0;mso-wrap-distance-right:9pt;mso-wrap-distance-bottom:0;mso-position-horizontal:absolute;mso-position-horizontal-relative:text;mso-position-vertical:absolute;mso-position-vertical-relative:text;mso-width-percent:0;mso-height-percent:0;mso-width-relative:margin;mso-height-relative:margin;v-text-anchor:middle" o:gfxdata="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" filled="f" strokecolor="black [3213]" strokeweight=".5pt">
-                <v:textbox>
-                  <w:txbxContent>
-                    <w:p>
-                      <w:pPr>
-                        <w:pStyle w:val="MS"/>
-                        <w:spacing w:after="0" w:line="240" w:lineRule="auto"/>
-                        <w:jc w:val="center"/>
-                        <w:rPr>
-                          <w:rFonts w:asciiTheme="majorEastAsia" w:eastAsiaTheme="majorEastAsia" w:hAnsiTheme="majorEastAsia"/>
-                          <w:b/>
-                          <w:bCs/>
-                          <w:sz w:val="60"/>
-                          <w:szCs w:val="60"/>
-                        </w:rPr>
-                      </w:pPr>
-                      <w:r>
-                        <w:rPr>
-                          <w:rFonts w:asciiTheme="majorEastAsia" w:eastAsiaTheme="majorEastAsia" w:hAnsiTheme="majorEastAsia" w:hint="eastAsia"/>
-                          <w:b/>
-                          <w:bCs/>
-                          <w:sz w:val="60"/>
-                          <w:szCs w:val="60"/>
-                        </w:rPr>
-                        <w:t>韓</w:t>
-                      </w:r>
-                      <w:r>
-                        <w:rPr>
-                          <w:rFonts w:asciiTheme="majorEastAsia" w:eastAsiaTheme="majorEastAsia" w:hAnsiTheme="majorEastAsia" w:cs="새굴림" w:hint="eastAsia"/>
-                          <w:b/>
-                          <w:bCs/>
-                          <w:sz w:val="60"/>
-                          <w:szCs w:val="60"/>
-                        </w:rPr>
-                        <w:t>国</w:t>
-                      </w:r>
-                      <w:r>
-                        <w:rPr>
-                          <w:rFonts w:asciiTheme="majorEastAsia" w:eastAsiaTheme="majorEastAsia" w:hAnsiTheme="majorEastAsia" w:hint="eastAsia"/>
-                          <w:b/>
-                          <w:bCs/>
-                          <w:sz w:val="60"/>
-                          <w:szCs w:val="60"/>
-                        </w:rPr>
-                        <w:t xml:space="preserve"> A&amp;D</w:t>
                       </w:r>
                     </w:p>
                   </w:txbxContent>
@@ -4340,8 +4340,8 @@
                                   <w:tcW w:w="534" w:type="dxa"/>
                                   <w:vMerge w:val="restart"/>
                                   <w:tcBorders>
-                                    <w:top w:val="single" w:sz="8" w:space="0" w:color="000000"/>
-                                    <w:left w:val="single" w:sz="8" w:space="0" w:color="000000"/>
+                                    <w:top w:val="single" w:sz="4" w:space="0" w:color="auto"/>
+                                    <w:left w:val="single" w:sz="4" w:space="0" w:color="auto"/>
                                     <w:bottom w:val="single" w:sz="8" w:space="0" w:color="000000"/>
                                     <w:right w:val="single" w:sz="4" w:space="0" w:color="000000"/>
                                   </w:tcBorders>
@@ -4369,7 +4369,7 @@
                                 <w:tcPr>
                                   <w:tcW w:w="708" w:type="dxa"/>
                                   <w:tcBorders>
-                                    <w:top w:val="single" w:sz="8" w:space="0" w:color="000000"/>
+                                    <w:top w:val="single" w:sz="4" w:space="0" w:color="auto"/>
                                     <w:left w:val="single" w:sz="4" w:space="0" w:color="000000"/>
                                     <w:bottom w:val="single" w:sz="4" w:space="0" w:color="000000"/>
                                     <w:right w:val="single" w:sz="4" w:space="0" w:color="000000"/>
@@ -4402,7 +4402,7 @@
                                 <w:tcPr>
                                   <w:tcW w:w="1760" w:type="dxa"/>
                                   <w:tcBorders>
-                                    <w:top w:val="single" w:sz="8" w:space="0" w:color="000000"/>
+                                    <w:top w:val="single" w:sz="4" w:space="0" w:color="auto"/>
                                     <w:left w:val="single" w:sz="4" w:space="0" w:color="000000"/>
                                     <w:bottom w:val="single" w:sz="4" w:space="0" w:color="000000"/>
                                     <w:right w:val="single" w:sz="4" w:space="0" w:color="000000"/>
@@ -4433,10 +4433,10 @@
                                 <w:tcPr>
                                   <w:tcW w:w="1760" w:type="dxa"/>
                                   <w:tcBorders>
-                                    <w:top w:val="single" w:sz="8" w:space="0" w:color="000000"/>
+                                    <w:top w:val="single" w:sz="4" w:space="0" w:color="auto"/>
                                     <w:left w:val="single" w:sz="4" w:space="0" w:color="000000"/>
                                     <w:bottom w:val="single" w:sz="4" w:space="0" w:color="000000"/>
-                                    <w:right w:val="single" w:sz="8" w:space="0" w:color="000000"/>
+                                    <w:right w:val="single" w:sz="4" w:space="0" w:color="auto"/>
                                   </w:tcBorders>
                                   <w:vAlign w:val="center"/>
                                 </w:tcPr>
@@ -4540,7 +4540,7 @@
                                     <w:top w:val="single" w:sz="4" w:space="0" w:color="000000"/>
                                     <w:left w:val="single" w:sz="4" w:space="0" w:color="000000"/>
                                     <w:bottom w:val="single" w:sz="4" w:space="0" w:color="000000"/>
-                                    <w:right w:val="single" w:sz="8" w:space="0" w:color="000000"/>
+                                    <w:right w:val="single" w:sz="4" w:space="0" w:color="auto"/>
                                   </w:tcBorders>
                                   <w:vAlign w:val="center"/>
                                 </w:tcPr>
@@ -4565,6 +4565,9 @@
                                 <w:tcPr>
                                   <w:tcW w:w="534" w:type="dxa"/>
                                   <w:vMerge/>
+                                  <w:tcBorders>
+                                    <w:bottom w:val="single" w:sz="4" w:space="0" w:color="auto"/>
+                                  </w:tcBorders>
                                   <w:vAlign w:val="center"/>
                                 </w:tcPr>
                                 <w:p>
@@ -4579,7 +4582,7 @@
                                   <w:tcBorders>
                                     <w:top w:val="single" w:sz="4" w:space="0" w:color="000000"/>
                                     <w:left w:val="single" w:sz="4" w:space="0" w:color="000000"/>
-                                    <w:bottom w:val="single" w:sz="8" w:space="0" w:color="000000"/>
+                                    <w:bottom w:val="single" w:sz="4" w:space="0" w:color="auto"/>
                                     <w:right w:val="single" w:sz="4" w:space="0" w:color="000000"/>
                                   </w:tcBorders>
                                   <w:vAlign w:val="center"/>
@@ -4612,7 +4615,7 @@
                                   <w:tcBorders>
                                     <w:top w:val="single" w:sz="4" w:space="0" w:color="000000"/>
                                     <w:left w:val="single" w:sz="4" w:space="0" w:color="000000"/>
-                                    <w:bottom w:val="single" w:sz="8" w:space="0" w:color="000000"/>
+                                    <w:bottom w:val="single" w:sz="4" w:space="0" w:color="auto"/>
                                     <w:right w:val="single" w:sz="4" w:space="0" w:color="000000"/>
                                   </w:tcBorders>
                                   <w:vAlign w:val="center"/>
@@ -4635,8 +4638,8 @@
                                   <w:tcBorders>
                                     <w:top w:val="single" w:sz="4" w:space="0" w:color="000000"/>
                                     <w:left w:val="single" w:sz="4" w:space="0" w:color="000000"/>
-                                    <w:bottom w:val="single" w:sz="8" w:space="0" w:color="000000"/>
-                                    <w:right w:val="single" w:sz="8" w:space="0" w:color="000000"/>
+                                    <w:bottom w:val="single" w:sz="4" w:space="0" w:color="auto"/>
+                                    <w:right w:val="single" w:sz="4" w:space="0" w:color="auto"/>
                                   </w:tcBorders>
                                   <w:vAlign w:val="center"/>
                                 </w:tcPr>
@@ -4749,6 +4752,8 @@
                                 <w:sz w:val="32"/>
                               </w:rPr>
                             </w:pPr>
+                            <w:bookmarkStart w:id="0" w:name="_GoBack"/>
+                            <w:bookmarkEnd w:id="0"/>
                           </w:p>
                           <w:p>
                             <w:pPr>
@@ -4908,7 +4913,7 @@
                           </w:p>
                         </w:txbxContent>
                       </wps:txbx>
-                      <wps:bodyPr rot="0" spcFirstLastPara="0" vertOverflow="overflow" horzOverflow="overflow" vert="horz" wrap="square" lIns="91440" tIns="45720" rIns="91440" bIns="45720" numCol="1" spcCol="0" rtlCol="0" fromWordArt="0" anchor="ctr" anchorCtr="0" forceAA="0" compatLnSpc="1">
+                      <wps:bodyPr rot="0" spcFirstLastPara="0" vertOverflow="overflow" horzOverflow="overflow" vert="horz" wrap="square" lIns="0" tIns="0" rIns="0" bIns="0" numCol="1" spcCol="0" rtlCol="0" fromWordArt="0" anchor="ctr" anchorCtr="0" forceAA="0" compatLnSpc="1">
                         <a:prstTxWarp prst="textNoShape">
                           <a:avLst/>
                         </a:prstTxWarp>
@@ -4922,8 +4927,8 @@
           </mc:Choice>
           <mc:Fallback>
             <w:pict>
-              <v:rect w14:anchorId="61EE9283" id="직사각형 5" o:spid="_x0000_s1028" style="width:533.25pt;height:768.55pt;visibility:visible;mso-wrap-style:square;mso-left-percent:-10001;mso-top-percent:-10001;mso-position-horizontal:absolute;mso-position-horizontal-relative:char;mso-position-vertical:absolute;mso-position-vertical-relative:line;mso-left-percent:-10001;mso-top-percent:-10001;v-text-anchor:middle" o:gfxdata="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" filled="f" strokecolor="black [3213]" strokeweight="1.5pt">
-                <v:textbox>
+              <v:rect w14:anchorId="61EE9283" id="직사각형 5" o:spid="_x0000_s1028" style="width:533.25pt;height:768.55pt;visibility:visible;mso-wrap-style:square;mso-left-percent:-10001;mso-top-percent:-10001;mso-position-horizontal:absolute;mso-position-horizontal-relative:char;mso-position-vertical:absolute;mso-position-vertical-relative:line;mso-left-percent:-10001;mso-top-percent:-10001;v-text-anchor:middle" o:gfxdata="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" filled="f" strokecolor="black [3213]" strokeweight="1.5pt">
+                <v:textbox inset="0,0,0,0">
                   <w:txbxContent>
                     <w:tbl>
                       <w:tblPr>
@@ -4947,8 +4952,8 @@
                             <w:tcW w:w="534" w:type="dxa"/>
                             <w:vMerge w:val="restart"/>
                             <w:tcBorders>
-                              <w:top w:val="single" w:sz="8" w:space="0" w:color="000000"/>
-                              <w:left w:val="single" w:sz="8" w:space="0" w:color="000000"/>
+                              <w:top w:val="single" w:sz="4" w:space="0" w:color="auto"/>
+                              <w:left w:val="single" w:sz="4" w:space="0" w:color="auto"/>
                               <w:bottom w:val="single" w:sz="8" w:space="0" w:color="000000"/>
                               <w:right w:val="single" w:sz="4" w:space="0" w:color="000000"/>
                             </w:tcBorders>
@@ -4976,7 +4981,7 @@
                           <w:tcPr>
                             <w:tcW w:w="708" w:type="dxa"/>
                             <w:tcBorders>
-                              <w:top w:val="single" w:sz="8" w:space="0" w:color="000000"/>
+                              <w:top w:val="single" w:sz="4" w:space="0" w:color="auto"/>
                               <w:left w:val="single" w:sz="4" w:space="0" w:color="000000"/>
                               <w:bottom w:val="single" w:sz="4" w:space="0" w:color="000000"/>
                               <w:right w:val="single" w:sz="4" w:space="0" w:color="000000"/>
@@ -5009,7 +5014,7 @@
                           <w:tcPr>
                             <w:tcW w:w="1760" w:type="dxa"/>
                             <w:tcBorders>
-                              <w:top w:val="single" w:sz="8" w:space="0" w:color="000000"/>
+                              <w:top w:val="single" w:sz="4" w:space="0" w:color="auto"/>
                               <w:left w:val="single" w:sz="4" w:space="0" w:color="000000"/>
                               <w:bottom w:val="single" w:sz="4" w:space="0" w:color="000000"/>
                               <w:right w:val="single" w:sz="4" w:space="0" w:color="000000"/>
@@ -5040,10 +5045,10 @@
                           <w:tcPr>
                             <w:tcW w:w="1760" w:type="dxa"/>
                             <w:tcBorders>
-                              <w:top w:val="single" w:sz="8" w:space="0" w:color="000000"/>
+                              <w:top w:val="single" w:sz="4" w:space="0" w:color="auto"/>
                               <w:left w:val="single" w:sz="4" w:space="0" w:color="000000"/>
                               <w:bottom w:val="single" w:sz="4" w:space="0" w:color="000000"/>
-                              <w:right w:val="single" w:sz="8" w:space="0" w:color="000000"/>
+                              <w:right w:val="single" w:sz="4" w:space="0" w:color="auto"/>
                             </w:tcBorders>
                             <w:vAlign w:val="center"/>
                           </w:tcPr>
@@ -5147,7 +5152,7 @@
                               <w:top w:val="single" w:sz="4" w:space="0" w:color="000000"/>
                               <w:left w:val="single" w:sz="4" w:space="0" w:color="000000"/>
                               <w:bottom w:val="single" w:sz="4" w:space="0" w:color="000000"/>
-                              <w:right w:val="single" w:sz="8" w:space="0" w:color="000000"/>
+                              <w:right w:val="single" w:sz="4" w:space="0" w:color="auto"/>
                             </w:tcBorders>
                             <w:vAlign w:val="center"/>
                           </w:tcPr>
@@ -5172,6 +5177,9 @@
                           <w:tcPr>
                             <w:tcW w:w="534" w:type="dxa"/>
                             <w:vMerge/>
+                            <w:tcBorders>
+                              <w:bottom w:val="single" w:sz="4" w:space="0" w:color="auto"/>
+                            </w:tcBorders>
                             <w:vAlign w:val="center"/>
                           </w:tcPr>
                           <w:p>
@@ -5186,7 +5194,7 @@
                             <w:tcBorders>
                               <w:top w:val="single" w:sz="4" w:space="0" w:color="000000"/>
                               <w:left w:val="single" w:sz="4" w:space="0" w:color="000000"/>
-                              <w:bottom w:val="single" w:sz="8" w:space="0" w:color="000000"/>
+                              <w:bottom w:val="single" w:sz="4" w:space="0" w:color="auto"/>
                               <w:right w:val="single" w:sz="4" w:space="0" w:color="000000"/>
                             </w:tcBorders>
                             <w:vAlign w:val="center"/>
@@ -5219,7 +5227,7 @@
                             <w:tcBorders>
                               <w:top w:val="single" w:sz="4" w:space="0" w:color="000000"/>
                               <w:left w:val="single" w:sz="4" w:space="0" w:color="000000"/>
-                              <w:bottom w:val="single" w:sz="8" w:space="0" w:color="000000"/>
+                              <w:bottom w:val="single" w:sz="4" w:space="0" w:color="auto"/>
                               <w:right w:val="single" w:sz="4" w:space="0" w:color="000000"/>
                             </w:tcBorders>
                             <w:vAlign w:val="center"/>
@@ -5242,8 +5250,8 @@
                             <w:tcBorders>
                               <w:top w:val="single" w:sz="4" w:space="0" w:color="000000"/>
                               <w:left w:val="single" w:sz="4" w:space="0" w:color="000000"/>
-                              <w:bottom w:val="single" w:sz="8" w:space="0" w:color="000000"/>
-                              <w:right w:val="single" w:sz="8" w:space="0" w:color="000000"/>
+                              <w:bottom w:val="single" w:sz="4" w:space="0" w:color="auto"/>
+                              <w:right w:val="single" w:sz="4" w:space="0" w:color="auto"/>
                             </w:tcBorders>
                             <w:vAlign w:val="center"/>
                           </w:tcPr>
@@ -5356,6 +5364,8 @@
                           <w:sz w:val="32"/>
                         </w:rPr>
                       </w:pPr>
+                      <w:bookmarkStart w:id="1" w:name="_GoBack"/>
+                      <w:bookmarkEnd w:id="1"/>
                     </w:p>
                     <w:p>
                       <w:pPr>
@@ -5817,8 +5827,6 @@
               </w:rPr>
               <w:t>管理番号</w:t>
             </w:r>
-            <w:bookmarkStart w:id="0" w:name="_GoBack"/>
-            <w:bookmarkEnd w:id="0"/>
             <w:r>
               <w:rPr>
                 <w:rFonts w:ascii="MS Gothic" w:eastAsia="MS Gothic" w:hAnsi="MS Gothic" w:hint="eastAsia"/>
@@ -7273,11 +7281,14 @@
             </w:pPr>
             <w:r>
               <w:rPr>
-                <w:rFonts w:ascii="MS Gothic" w:eastAsia="MS Gothic" w:hAnsi="MS Gothic"/>
-                <w:b/>
-                <w:sz w:val="24"/>
-              </w:rPr>
-              <w:t>金型</w:t>
+                <w:rFonts w:ascii="MS Gothic" w:eastAsia="MS Gothic" w:hAnsi="MS Gothic" w:cs="굴림" w:hint="eastAsia"/>
+                <w:b/>
+                <w:color w:val="000000"/>
+                <w:sz w:val="24"/>
+                <w:szCs w:val="24"/>
+                <w:lang w:eastAsia="ko-KR"/>
+              </w:rPr>
+              <w:t>金型価</w:t>
             </w:r>
           </w:p>
         </w:tc>
@@ -10451,7 +10462,7 @@
 </file>
 
 <file path=customXml/itemProps1.xml><?xml version="1.0" encoding="utf-8"?>
-<ds:datastoreItem xmlns:ds="http://schemas.openxmlformats.org/officeDocument/2006/customXml" ds:itemID="{73D3399C-E589-4EC6-9011-DAB86B9C144A}">
+<ds:datastoreItem xmlns:ds="http://schemas.openxmlformats.org/officeDocument/2006/customXml" ds:itemID="{4B9252B3-1978-4481-8714-ECC654FC2BDA}">
   <ds:schemaRefs>
     <ds:schemaRef ds:uri="http://schemas.openxmlformats.org/officeDocument/2006/bibliography"/>
   </ds:schemaRefs>
